--- a/ProyectoTM/InformeProyecto.docx
+++ b/ProyectoTM/InformeProyecto.docx
@@ -22,11 +22,10 @@
       <w:bookmarkStart w:id="4" w:name="_Toc232930520"/>
       <w:r>
         <w:rPr>
-          <w:noProof/>
-          <w:lang w:val="es-ES" w:bidi="he-IL"/>
+          <w:lang w:bidi="he-IL"/>
         </w:rPr>
         <w:drawing>
-          <wp:anchor distT="0" distB="0" distL="114300" distR="114300" simplePos="0" relativeHeight="251660288" behindDoc="0" locked="0" layoutInCell="1" allowOverlap="1" wp14:anchorId="5192D0D5" wp14:editId="1AB361C5">
+          <wp:anchor distT="0" distB="0" distL="114300" distR="114300" simplePos="0" relativeHeight="251660288" behindDoc="0" locked="0" layoutInCell="1" allowOverlap="1" wp14:anchorId="5192D0D5" wp14:editId="6F2C7230">
             <wp:simplePos x="0" y="0"/>
             <wp:positionH relativeFrom="margin">
               <wp:align>center</wp:align>
@@ -84,7 +83,6 @@
       </w:r>
       <w:r>
         <w:rPr>
-          <w:noProof/>
           <w:color w:val="262626"/>
           <w:sz w:val="18"/>
           <w:szCs w:val="18"/>
@@ -718,8 +716,18 @@
           <w:sz w:val="24"/>
           <w:szCs w:val="24"/>
         </w:rPr>
-        <w:t>Ariana Grisel Salazar Sanchez</w:t>
-      </w:r>
+        <w:t xml:space="preserve">Ariana Grisel Salazar </w:t>
+      </w:r>
+      <w:proofErr w:type="spellStart"/>
+      <w:r>
+        <w:rPr>
+          <w:b/>
+          <w:sz w:val="24"/>
+          <w:szCs w:val="24"/>
+        </w:rPr>
+        <w:t>Sanchez</w:t>
+      </w:r>
+      <w:proofErr w:type="spellEnd"/>
     </w:p>
     <w:p>
       <w:pPr>
@@ -761,7 +769,6 @@
           <w:color w:val="auto"/>
           <w:sz w:val="22"/>
           <w:szCs w:val="22"/>
-          <w:lang w:val="es-ES"/>
         </w:rPr>
         <w:id w:val="1625113506"/>
         <w:docPartObj>
@@ -797,7 +804,6 @@
               <w:color w:val="auto"/>
               <w:sz w:val="48"/>
               <w:szCs w:val="48"/>
-              <w:lang w:val="es-ES"/>
             </w:rPr>
             <w:t>Índice</w:t>
           </w:r>
@@ -810,11 +816,9 @@
             </w:tabs>
             <w:rPr>
               <w:rFonts w:asciiTheme="minorHAnsi" w:eastAsiaTheme="minorEastAsia" w:hAnsiTheme="minorHAnsi" w:cstheme="minorBidi"/>
-              <w:noProof/>
               <w:kern w:val="2"/>
               <w:sz w:val="24"/>
               <w:szCs w:val="24"/>
-              <w:lang w:val="es-PE"/>
               <w14:ligatures w14:val="standardContextual"/>
             </w:rPr>
           </w:pPr>
@@ -847,10 +851,10 @@
               <w:rFonts w:asciiTheme="minorHAnsi" w:eastAsiaTheme="minorEastAsia" w:hAnsiTheme="minorHAnsi" w:cstheme="minorBidi"/>
               <w:b w:val="0"/>
               <w:bCs w:val="0"/>
+              <w:noProof w:val="0"/>
               <w:kern w:val="2"/>
               <w:sz w:val="24"/>
               <w:szCs w:val="24"/>
-              <w:lang w:val="es-PE"/>
               <w14:ligatures w14:val="standardContextual"/>
             </w:rPr>
           </w:pPr>
@@ -858,46 +862,54 @@
             <w:r>
               <w:rPr>
                 <w:rStyle w:val="Hipervnculo"/>
+                <w:noProof w:val="0"/>
               </w:rPr>
               <w:t>Resumen</w:t>
             </w:r>
             <w:r>
               <w:rPr>
+                <w:noProof w:val="0"/>
                 <w:webHidden/>
               </w:rPr>
               <w:tab/>
             </w:r>
             <w:r>
               <w:rPr>
+                <w:noProof w:val="0"/>
                 <w:webHidden/>
               </w:rPr>
               <w:fldChar w:fldCharType="begin"/>
             </w:r>
             <w:r>
               <w:rPr>
+                <w:noProof w:val="0"/>
                 <w:webHidden/>
               </w:rPr>
               <w:instrText xml:space="preserve"> PAGEREF _Toc232930521 \h </w:instrText>
             </w:r>
             <w:r>
               <w:rPr>
-                <w:webHidden/>
-              </w:rPr>
-            </w:r>
-            <w:r>
-              <w:rPr>
+                <w:noProof w:val="0"/>
+                <w:webHidden/>
+              </w:rPr>
+            </w:r>
+            <w:r>
+              <w:rPr>
+                <w:noProof w:val="0"/>
                 <w:webHidden/>
               </w:rPr>
               <w:fldChar w:fldCharType="separate"/>
             </w:r>
             <w:r>
               <w:rPr>
+                <w:noProof w:val="0"/>
                 <w:webHidden/>
               </w:rPr>
               <w:t>3</w:t>
             </w:r>
             <w:r>
               <w:rPr>
+                <w:noProof w:val="0"/>
                 <w:webHidden/>
               </w:rPr>
               <w:fldChar w:fldCharType="end"/>
@@ -911,10 +923,10 @@
               <w:rFonts w:asciiTheme="minorHAnsi" w:eastAsiaTheme="minorEastAsia" w:hAnsiTheme="minorHAnsi" w:cstheme="minorBidi"/>
               <w:b w:val="0"/>
               <w:bCs w:val="0"/>
+              <w:noProof w:val="0"/>
               <w:kern w:val="2"/>
               <w:sz w:val="24"/>
               <w:szCs w:val="24"/>
-              <w:lang w:val="es-PE"/>
               <w14:ligatures w14:val="standardContextual"/>
             </w:rPr>
           </w:pPr>
@@ -922,46 +934,54 @@
             <w:r>
               <w:rPr>
                 <w:rStyle w:val="Hipervnculo"/>
+                <w:noProof w:val="0"/>
               </w:rPr>
               <w:t>Introducción</w:t>
             </w:r>
             <w:r>
               <w:rPr>
+                <w:noProof w:val="0"/>
                 <w:webHidden/>
               </w:rPr>
               <w:tab/>
             </w:r>
             <w:r>
               <w:rPr>
+                <w:noProof w:val="0"/>
                 <w:webHidden/>
               </w:rPr>
               <w:fldChar w:fldCharType="begin"/>
             </w:r>
             <w:r>
               <w:rPr>
+                <w:noProof w:val="0"/>
                 <w:webHidden/>
               </w:rPr>
               <w:instrText xml:space="preserve"> PAGEREF _Toc232930522 \h </w:instrText>
             </w:r>
             <w:r>
               <w:rPr>
-                <w:webHidden/>
-              </w:rPr>
-            </w:r>
-            <w:r>
-              <w:rPr>
+                <w:noProof w:val="0"/>
+                <w:webHidden/>
+              </w:rPr>
+            </w:r>
+            <w:r>
+              <w:rPr>
+                <w:noProof w:val="0"/>
                 <w:webHidden/>
               </w:rPr>
               <w:fldChar w:fldCharType="separate"/>
             </w:r>
             <w:r>
               <w:rPr>
+                <w:noProof w:val="0"/>
                 <w:webHidden/>
               </w:rPr>
               <w:t>3</w:t>
             </w:r>
             <w:r>
               <w:rPr>
+                <w:noProof w:val="0"/>
                 <w:webHidden/>
               </w:rPr>
               <w:fldChar w:fldCharType="end"/>
@@ -975,10 +995,10 @@
               <w:rFonts w:asciiTheme="minorHAnsi" w:eastAsiaTheme="minorEastAsia" w:hAnsiTheme="minorHAnsi" w:cstheme="minorBidi"/>
               <w:b w:val="0"/>
               <w:bCs w:val="0"/>
+              <w:noProof w:val="0"/>
               <w:kern w:val="2"/>
               <w:sz w:val="24"/>
               <w:szCs w:val="24"/>
-              <w:lang w:val="es-PE"/>
               <w14:ligatures w14:val="standardContextual"/>
             </w:rPr>
           </w:pPr>
@@ -986,46 +1006,54 @@
             <w:r>
               <w:rPr>
                 <w:rStyle w:val="Hipervnculo"/>
+                <w:noProof w:val="0"/>
               </w:rPr>
               <w:t>Diagnóstico</w:t>
             </w:r>
             <w:r>
               <w:rPr>
+                <w:noProof w:val="0"/>
                 <w:webHidden/>
               </w:rPr>
               <w:tab/>
             </w:r>
             <w:r>
               <w:rPr>
+                <w:noProof w:val="0"/>
                 <w:webHidden/>
               </w:rPr>
               <w:fldChar w:fldCharType="begin"/>
             </w:r>
             <w:r>
               <w:rPr>
+                <w:noProof w:val="0"/>
                 <w:webHidden/>
               </w:rPr>
               <w:instrText xml:space="preserve"> PAGEREF _Toc232930523 \h </w:instrText>
             </w:r>
             <w:r>
               <w:rPr>
-                <w:webHidden/>
-              </w:rPr>
-            </w:r>
-            <w:r>
-              <w:rPr>
+                <w:noProof w:val="0"/>
+                <w:webHidden/>
+              </w:rPr>
+            </w:r>
+            <w:r>
+              <w:rPr>
+                <w:noProof w:val="0"/>
                 <w:webHidden/>
               </w:rPr>
               <w:fldChar w:fldCharType="separate"/>
             </w:r>
             <w:r>
               <w:rPr>
+                <w:noProof w:val="0"/>
                 <w:webHidden/>
               </w:rPr>
               <w:t>3</w:t>
             </w:r>
             <w:r>
               <w:rPr>
+                <w:noProof w:val="0"/>
                 <w:webHidden/>
               </w:rPr>
               <w:fldChar w:fldCharType="end"/>
@@ -1039,10 +1067,10 @@
               <w:rFonts w:asciiTheme="minorHAnsi" w:eastAsiaTheme="minorEastAsia" w:hAnsiTheme="minorHAnsi" w:cstheme="minorBidi"/>
               <w:b w:val="0"/>
               <w:bCs w:val="0"/>
+              <w:noProof w:val="0"/>
               <w:kern w:val="2"/>
               <w:sz w:val="24"/>
               <w:szCs w:val="24"/>
-              <w:lang w:val="es-PE"/>
               <w14:ligatures w14:val="standardContextual"/>
             </w:rPr>
           </w:pPr>
@@ -1050,46 +1078,54 @@
             <w:r>
               <w:rPr>
                 <w:rStyle w:val="Hipervnculo"/>
+                <w:noProof w:val="0"/>
               </w:rPr>
               <w:t>Objetivos</w:t>
             </w:r>
             <w:r>
               <w:rPr>
+                <w:noProof w:val="0"/>
                 <w:webHidden/>
               </w:rPr>
               <w:tab/>
             </w:r>
             <w:r>
               <w:rPr>
+                <w:noProof w:val="0"/>
                 <w:webHidden/>
               </w:rPr>
               <w:fldChar w:fldCharType="begin"/>
             </w:r>
             <w:r>
               <w:rPr>
+                <w:noProof w:val="0"/>
                 <w:webHidden/>
               </w:rPr>
               <w:instrText xml:space="preserve"> PAGEREF _Toc232930524 \h </w:instrText>
             </w:r>
             <w:r>
               <w:rPr>
-                <w:webHidden/>
-              </w:rPr>
-            </w:r>
-            <w:r>
-              <w:rPr>
+                <w:noProof w:val="0"/>
+                <w:webHidden/>
+              </w:rPr>
+            </w:r>
+            <w:r>
+              <w:rPr>
+                <w:noProof w:val="0"/>
                 <w:webHidden/>
               </w:rPr>
               <w:fldChar w:fldCharType="separate"/>
             </w:r>
             <w:r>
               <w:rPr>
+                <w:noProof w:val="0"/>
                 <w:webHidden/>
               </w:rPr>
               <w:t>4</w:t>
             </w:r>
             <w:r>
               <w:rPr>
+                <w:noProof w:val="0"/>
                 <w:webHidden/>
               </w:rPr>
               <w:fldChar w:fldCharType="end"/>
@@ -1103,10 +1139,10 @@
               <w:rFonts w:asciiTheme="minorHAnsi" w:eastAsiaTheme="minorEastAsia" w:hAnsiTheme="minorHAnsi" w:cstheme="minorBidi"/>
               <w:b w:val="0"/>
               <w:bCs w:val="0"/>
+              <w:noProof w:val="0"/>
               <w:kern w:val="2"/>
               <w:sz w:val="24"/>
               <w:szCs w:val="24"/>
-              <w:lang w:val="es-PE"/>
               <w14:ligatures w14:val="standardContextual"/>
             </w:rPr>
           </w:pPr>
@@ -1114,46 +1150,54 @@
             <w:r>
               <w:rPr>
                 <w:rStyle w:val="Hipervnculo"/>
+                <w:noProof w:val="0"/>
               </w:rPr>
               <w:t>Justificación del proyecto</w:t>
             </w:r>
             <w:r>
               <w:rPr>
+                <w:noProof w:val="0"/>
                 <w:webHidden/>
               </w:rPr>
               <w:tab/>
             </w:r>
             <w:r>
               <w:rPr>
+                <w:noProof w:val="0"/>
                 <w:webHidden/>
               </w:rPr>
               <w:fldChar w:fldCharType="begin"/>
             </w:r>
             <w:r>
               <w:rPr>
+                <w:noProof w:val="0"/>
                 <w:webHidden/>
               </w:rPr>
               <w:instrText xml:space="preserve"> PAGEREF _Toc232930525 \h </w:instrText>
             </w:r>
             <w:r>
               <w:rPr>
-                <w:webHidden/>
-              </w:rPr>
-            </w:r>
-            <w:r>
-              <w:rPr>
+                <w:noProof w:val="0"/>
+                <w:webHidden/>
+              </w:rPr>
+            </w:r>
+            <w:r>
+              <w:rPr>
+                <w:noProof w:val="0"/>
                 <w:webHidden/>
               </w:rPr>
               <w:fldChar w:fldCharType="separate"/>
             </w:r>
             <w:r>
               <w:rPr>
-                <w:webHidden/>
-              </w:rPr>
-              <w:t>4</w:t>
-            </w:r>
-            <w:r>
-              <w:rPr>
+                <w:noProof w:val="0"/>
+                <w:webHidden/>
+              </w:rPr>
+              <w:t>5</w:t>
+            </w:r>
+            <w:r>
+              <w:rPr>
+                <w:noProof w:val="0"/>
                 <w:webHidden/>
               </w:rPr>
               <w:fldChar w:fldCharType="end"/>
@@ -1167,10 +1211,10 @@
               <w:rFonts w:asciiTheme="minorHAnsi" w:eastAsiaTheme="minorEastAsia" w:hAnsiTheme="minorHAnsi" w:cstheme="minorBidi"/>
               <w:b w:val="0"/>
               <w:bCs w:val="0"/>
+              <w:noProof w:val="0"/>
               <w:kern w:val="2"/>
               <w:sz w:val="24"/>
               <w:szCs w:val="24"/>
-              <w:lang w:val="es-PE"/>
               <w14:ligatures w14:val="standardContextual"/>
             </w:rPr>
           </w:pPr>
@@ -1178,46 +1222,54 @@
             <w:r>
               <w:rPr>
                 <w:rStyle w:val="Hipervnculo"/>
+                <w:noProof w:val="0"/>
               </w:rPr>
               <w:t>Definición y alcance</w:t>
             </w:r>
             <w:r>
               <w:rPr>
+                <w:noProof w:val="0"/>
                 <w:webHidden/>
               </w:rPr>
               <w:tab/>
             </w:r>
             <w:r>
               <w:rPr>
+                <w:noProof w:val="0"/>
                 <w:webHidden/>
               </w:rPr>
               <w:fldChar w:fldCharType="begin"/>
             </w:r>
             <w:r>
               <w:rPr>
+                <w:noProof w:val="0"/>
                 <w:webHidden/>
               </w:rPr>
               <w:instrText xml:space="preserve"> PAGEREF _Toc232930526 \h </w:instrText>
             </w:r>
             <w:r>
               <w:rPr>
-                <w:webHidden/>
-              </w:rPr>
-            </w:r>
-            <w:r>
-              <w:rPr>
+                <w:noProof w:val="0"/>
+                <w:webHidden/>
+              </w:rPr>
+            </w:r>
+            <w:r>
+              <w:rPr>
+                <w:noProof w:val="0"/>
                 <w:webHidden/>
               </w:rPr>
               <w:fldChar w:fldCharType="separate"/>
             </w:r>
             <w:r>
               <w:rPr>
-                <w:webHidden/>
-              </w:rPr>
-              <w:t>4</w:t>
-            </w:r>
-            <w:r>
-              <w:rPr>
+                <w:noProof w:val="0"/>
+                <w:webHidden/>
+              </w:rPr>
+              <w:t>5</w:t>
+            </w:r>
+            <w:r>
+              <w:rPr>
+                <w:noProof w:val="0"/>
                 <w:webHidden/>
               </w:rPr>
               <w:fldChar w:fldCharType="end"/>
@@ -1231,10 +1283,10 @@
               <w:rFonts w:asciiTheme="minorHAnsi" w:eastAsiaTheme="minorEastAsia" w:hAnsiTheme="minorHAnsi" w:cstheme="minorBidi"/>
               <w:b w:val="0"/>
               <w:bCs w:val="0"/>
+              <w:noProof w:val="0"/>
               <w:kern w:val="2"/>
               <w:sz w:val="24"/>
               <w:szCs w:val="24"/>
-              <w:lang w:val="es-PE"/>
               <w14:ligatures w14:val="standardContextual"/>
             </w:rPr>
           </w:pPr>
@@ -1242,46 +1294,54 @@
             <w:r>
               <w:rPr>
                 <w:rStyle w:val="Hipervnculo"/>
+                <w:noProof w:val="0"/>
               </w:rPr>
               <w:t>Conclusiones</w:t>
             </w:r>
             <w:r>
               <w:rPr>
+                <w:noProof w:val="0"/>
                 <w:webHidden/>
               </w:rPr>
               <w:tab/>
             </w:r>
             <w:r>
               <w:rPr>
+                <w:noProof w:val="0"/>
                 <w:webHidden/>
               </w:rPr>
               <w:fldChar w:fldCharType="begin"/>
             </w:r>
             <w:r>
               <w:rPr>
+                <w:noProof w:val="0"/>
                 <w:webHidden/>
               </w:rPr>
               <w:instrText xml:space="preserve"> PAGEREF _Toc232930527 \h </w:instrText>
             </w:r>
             <w:r>
               <w:rPr>
-                <w:webHidden/>
-              </w:rPr>
-            </w:r>
-            <w:r>
-              <w:rPr>
+                <w:noProof w:val="0"/>
+                <w:webHidden/>
+              </w:rPr>
+            </w:r>
+            <w:r>
+              <w:rPr>
+                <w:noProof w:val="0"/>
                 <w:webHidden/>
               </w:rPr>
               <w:fldChar w:fldCharType="separate"/>
             </w:r>
             <w:r>
               <w:rPr>
-                <w:webHidden/>
-              </w:rPr>
-              <w:t>4</w:t>
-            </w:r>
-            <w:r>
-              <w:rPr>
+                <w:noProof w:val="0"/>
+                <w:webHidden/>
+              </w:rPr>
+              <w:t>6</w:t>
+            </w:r>
+            <w:r>
+              <w:rPr>
+                <w:noProof w:val="0"/>
                 <w:webHidden/>
               </w:rPr>
               <w:fldChar w:fldCharType="end"/>
@@ -1295,10 +1355,10 @@
               <w:rFonts w:asciiTheme="minorHAnsi" w:eastAsiaTheme="minorEastAsia" w:hAnsiTheme="minorHAnsi" w:cstheme="minorBidi"/>
               <w:b w:val="0"/>
               <w:bCs w:val="0"/>
+              <w:noProof w:val="0"/>
               <w:kern w:val="2"/>
               <w:sz w:val="24"/>
               <w:szCs w:val="24"/>
-              <w:lang w:val="es-PE"/>
               <w14:ligatures w14:val="standardContextual"/>
             </w:rPr>
           </w:pPr>
@@ -1306,46 +1366,54 @@
             <w:r>
               <w:rPr>
                 <w:rStyle w:val="Hipervnculo"/>
+                <w:noProof w:val="0"/>
               </w:rPr>
               <w:t>Recomendaciones</w:t>
             </w:r>
             <w:r>
               <w:rPr>
+                <w:noProof w:val="0"/>
                 <w:webHidden/>
               </w:rPr>
               <w:tab/>
             </w:r>
             <w:r>
               <w:rPr>
+                <w:noProof w:val="0"/>
                 <w:webHidden/>
               </w:rPr>
               <w:fldChar w:fldCharType="begin"/>
             </w:r>
             <w:r>
               <w:rPr>
+                <w:noProof w:val="0"/>
                 <w:webHidden/>
               </w:rPr>
               <w:instrText xml:space="preserve"> PAGEREF _Toc232930528 \h </w:instrText>
             </w:r>
             <w:r>
               <w:rPr>
-                <w:webHidden/>
-              </w:rPr>
-            </w:r>
-            <w:r>
-              <w:rPr>
+                <w:noProof w:val="0"/>
+                <w:webHidden/>
+              </w:rPr>
+            </w:r>
+            <w:r>
+              <w:rPr>
+                <w:noProof w:val="0"/>
                 <w:webHidden/>
               </w:rPr>
               <w:fldChar w:fldCharType="separate"/>
             </w:r>
             <w:r>
               <w:rPr>
-                <w:webHidden/>
-              </w:rPr>
-              <w:t>4</w:t>
-            </w:r>
-            <w:r>
-              <w:rPr>
+                <w:noProof w:val="0"/>
+                <w:webHidden/>
+              </w:rPr>
+              <w:t>6</w:t>
+            </w:r>
+            <w:r>
+              <w:rPr>
+                <w:noProof w:val="0"/>
                 <w:webHidden/>
               </w:rPr>
               <w:fldChar w:fldCharType="end"/>
@@ -1359,10 +1427,10 @@
               <w:rFonts w:asciiTheme="minorHAnsi" w:eastAsiaTheme="minorEastAsia" w:hAnsiTheme="minorHAnsi" w:cstheme="minorBidi"/>
               <w:b w:val="0"/>
               <w:bCs w:val="0"/>
+              <w:noProof w:val="0"/>
               <w:kern w:val="2"/>
               <w:sz w:val="24"/>
               <w:szCs w:val="24"/>
-              <w:lang w:val="es-PE"/>
               <w14:ligatures w14:val="standardContextual"/>
             </w:rPr>
           </w:pPr>
@@ -1370,46 +1438,54 @@
             <w:r>
               <w:rPr>
                 <w:rStyle w:val="Hipervnculo"/>
+                <w:noProof w:val="0"/>
               </w:rPr>
               <w:t>Glosario</w:t>
             </w:r>
             <w:r>
               <w:rPr>
+                <w:noProof w:val="0"/>
                 <w:webHidden/>
               </w:rPr>
               <w:tab/>
             </w:r>
             <w:r>
               <w:rPr>
+                <w:noProof w:val="0"/>
                 <w:webHidden/>
               </w:rPr>
               <w:fldChar w:fldCharType="begin"/>
             </w:r>
             <w:r>
               <w:rPr>
+                <w:noProof w:val="0"/>
                 <w:webHidden/>
               </w:rPr>
               <w:instrText xml:space="preserve"> PAGEREF _Toc232930529 \h </w:instrText>
             </w:r>
             <w:r>
               <w:rPr>
-                <w:webHidden/>
-              </w:rPr>
-            </w:r>
-            <w:r>
-              <w:rPr>
+                <w:noProof w:val="0"/>
+                <w:webHidden/>
+              </w:rPr>
+            </w:r>
+            <w:r>
+              <w:rPr>
+                <w:noProof w:val="0"/>
                 <w:webHidden/>
               </w:rPr>
               <w:fldChar w:fldCharType="separate"/>
             </w:r>
             <w:r>
               <w:rPr>
-                <w:webHidden/>
-              </w:rPr>
-              <w:t>4</w:t>
-            </w:r>
-            <w:r>
-              <w:rPr>
+                <w:noProof w:val="0"/>
+                <w:webHidden/>
+              </w:rPr>
+              <w:t>7</w:t>
+            </w:r>
+            <w:r>
+              <w:rPr>
+                <w:noProof w:val="0"/>
                 <w:webHidden/>
               </w:rPr>
               <w:fldChar w:fldCharType="end"/>
@@ -1423,10 +1499,10 @@
               <w:rFonts w:asciiTheme="minorHAnsi" w:eastAsiaTheme="minorEastAsia" w:hAnsiTheme="minorHAnsi" w:cstheme="minorBidi"/>
               <w:b w:val="0"/>
               <w:bCs w:val="0"/>
+              <w:noProof w:val="0"/>
               <w:kern w:val="2"/>
               <w:sz w:val="24"/>
               <w:szCs w:val="24"/>
-              <w:lang w:val="es-PE"/>
               <w14:ligatures w14:val="standardContextual"/>
             </w:rPr>
           </w:pPr>
@@ -1434,46 +1510,54 @@
             <w:r>
               <w:rPr>
                 <w:rStyle w:val="Hipervnculo"/>
+                <w:noProof w:val="0"/>
               </w:rPr>
               <w:t>Bibliografía</w:t>
             </w:r>
             <w:r>
               <w:rPr>
+                <w:noProof w:val="0"/>
                 <w:webHidden/>
               </w:rPr>
               <w:tab/>
             </w:r>
             <w:r>
               <w:rPr>
+                <w:noProof w:val="0"/>
                 <w:webHidden/>
               </w:rPr>
               <w:fldChar w:fldCharType="begin"/>
             </w:r>
             <w:r>
               <w:rPr>
+                <w:noProof w:val="0"/>
                 <w:webHidden/>
               </w:rPr>
               <w:instrText xml:space="preserve"> PAGEREF _Toc232930530 \h </w:instrText>
             </w:r>
             <w:r>
               <w:rPr>
-                <w:webHidden/>
-              </w:rPr>
-            </w:r>
-            <w:r>
-              <w:rPr>
+                <w:noProof w:val="0"/>
+                <w:webHidden/>
+              </w:rPr>
+            </w:r>
+            <w:r>
+              <w:rPr>
+                <w:noProof w:val="0"/>
                 <w:webHidden/>
               </w:rPr>
               <w:fldChar w:fldCharType="separate"/>
             </w:r>
             <w:r>
               <w:rPr>
-                <w:webHidden/>
-              </w:rPr>
-              <w:t>4</w:t>
-            </w:r>
-            <w:r>
-              <w:rPr>
+                <w:noProof w:val="0"/>
+                <w:webHidden/>
+              </w:rPr>
+              <w:t>7</w:t>
+            </w:r>
+            <w:r>
+              <w:rPr>
+                <w:noProof w:val="0"/>
                 <w:webHidden/>
               </w:rPr>
               <w:fldChar w:fldCharType="end"/>
@@ -1487,10 +1571,10 @@
               <w:rFonts w:asciiTheme="minorHAnsi" w:eastAsiaTheme="minorEastAsia" w:hAnsiTheme="minorHAnsi" w:cstheme="minorBidi"/>
               <w:b w:val="0"/>
               <w:bCs w:val="0"/>
+              <w:noProof w:val="0"/>
               <w:kern w:val="2"/>
               <w:sz w:val="24"/>
               <w:szCs w:val="24"/>
-              <w:lang w:val="es-PE"/>
               <w14:ligatures w14:val="standardContextual"/>
             </w:rPr>
           </w:pPr>
@@ -1498,46 +1582,54 @@
             <w:r>
               <w:rPr>
                 <w:rStyle w:val="Hipervnculo"/>
+                <w:noProof w:val="0"/>
               </w:rPr>
               <w:t>Anexos</w:t>
             </w:r>
             <w:r>
               <w:rPr>
+                <w:noProof w:val="0"/>
                 <w:webHidden/>
               </w:rPr>
               <w:tab/>
             </w:r>
             <w:r>
               <w:rPr>
+                <w:noProof w:val="0"/>
                 <w:webHidden/>
               </w:rPr>
               <w:fldChar w:fldCharType="begin"/>
             </w:r>
             <w:r>
               <w:rPr>
+                <w:noProof w:val="0"/>
                 <w:webHidden/>
               </w:rPr>
               <w:instrText xml:space="preserve"> PAGEREF _Toc232930531 \h </w:instrText>
             </w:r>
             <w:r>
               <w:rPr>
-                <w:webHidden/>
-              </w:rPr>
-            </w:r>
-            <w:r>
-              <w:rPr>
+                <w:noProof w:val="0"/>
+                <w:webHidden/>
+              </w:rPr>
+            </w:r>
+            <w:r>
+              <w:rPr>
+                <w:noProof w:val="0"/>
                 <w:webHidden/>
               </w:rPr>
               <w:fldChar w:fldCharType="separate"/>
             </w:r>
             <w:r>
               <w:rPr>
-                <w:webHidden/>
-              </w:rPr>
-              <w:t>4</w:t>
-            </w:r>
-            <w:r>
-              <w:rPr>
+                <w:noProof w:val="0"/>
+                <w:webHidden/>
+              </w:rPr>
+              <w:t>7</w:t>
+            </w:r>
+            <w:r>
+              <w:rPr>
+                <w:noProof w:val="0"/>
                 <w:webHidden/>
               </w:rPr>
               <w:fldChar w:fldCharType="end"/>
@@ -1786,68 +1878,10 @@
     <w:p>
       <w:pPr>
         <w:spacing w:line="240" w:lineRule="auto"/>
-        <w:rPr>
-          <w:lang w:val="es-PE"/>
-        </w:rPr>
-      </w:pPr>
-      <w:r>
-        <w:rPr>
-          <w:lang w:val="es-PE"/>
-        </w:rPr>
-        <w:t>El presente proyecto consiste en el desarrollo de un sitio web para una tienda virtual de muebles, diseñado con el propósito de ofrecer una plataforma moderna, organizada y de fácil navegación para los usuarios. El sistema permite visualizar un catálogo de productos clasificados por categorías y colecciones, acceder al detalle de cada producto y explorar productos relacionados, brindando una experiencia de navegación más intuitiva.</w:t>
-      </w:r>
-    </w:p>
-    <w:p>
-      <w:pPr>
-        <w:spacing w:line="240" w:lineRule="auto"/>
-        <w:rPr>
-          <w:lang w:val="es-PE"/>
-        </w:rPr>
-      </w:pPr>
-    </w:p>
-    <w:p>
-      <w:pPr>
-        <w:spacing w:line="240" w:lineRule="auto"/>
-        <w:rPr>
-          <w:lang w:val="es-PE"/>
-        </w:rPr>
-      </w:pPr>
-      <w:r>
-        <w:rPr>
-          <w:lang w:val="es-PE"/>
-        </w:rPr>
-        <w:t>Para el desarrollo del proyecto se utilizaron tecnologías web como HTML5, CSS3, Bootstrap y JavaScript, permitiendo crear una interfaz adaptable a diferentes tamaños de pantalla y con una estructura organizada. Asimismo, se implementó la carga dinámica de información de los productos mediante archivos JavaScript, reduciendo la duplicidad de código y facilitando el mantenimiento del sitio.</w:t>
-      </w:r>
-    </w:p>
-    <w:p>
-      <w:pPr>
-        <w:spacing w:line="240" w:lineRule="auto"/>
-        <w:rPr>
-          <w:lang w:val="es-PE"/>
-        </w:rPr>
-      </w:pPr>
-    </w:p>
-    <w:p>
-      <w:pPr>
-        <w:spacing w:line="240" w:lineRule="auto"/>
-        <w:rPr>
-          <w:lang w:val="es-PE"/>
-        </w:rPr>
-      </w:pPr>
-      <w:r>
-        <w:rPr>
-          <w:lang w:val="es-PE"/>
-        </w:rPr>
-        <w:t>El alcance del proyecto comprende el diseño e implementación de la interfaz web, la navegación entre las distintas secciones, la visualización de productos y el desarrollo de funciones dinámicas orientadas a mejorar la experiencia del usuario. El proyecto tiene fines académicos y representa una propuesta funcional para la digitalización de una tienda de muebles.</w:t>
-      </w:r>
-    </w:p>
-    <w:p>
-      <w:pPr>
-        <w:spacing w:line="240" w:lineRule="auto"/>
-        <w:rPr>
-          <w:lang w:val="es-PE"/>
-        </w:rPr>
-      </w:pPr>
+      </w:pPr>
+      <w:r>
+        <w:t>El presente proyecto consiste en el desarrollo de una tienda virtual de muebles diseñada con HTML5, CSS3, Bootstrap y JavaScript. La plataforma permite visualizar un catálogo organizado por categorías y colecciones, acceder al detalle de cada producto y mostrar productos relacionados mediante funciones dinámicas. Además, cuenta con un diseño responsive que facilita la navegación desde distintos dispositivos. El proyecto tiene fines académicos y propone una solución orientada a mejorar la presencia digital y la experiencia de los usuarios en una tienda de muebles.</w:t>
+      </w:r>
     </w:p>
     <w:p>
       <w:pPr>
@@ -1889,70 +1923,36 @@
     <w:p>
       <w:pPr>
         <w:spacing w:line="240" w:lineRule="auto"/>
-        <w:rPr>
-          <w:lang w:val="es-PE"/>
-        </w:rPr>
-      </w:pPr>
-      <w:r>
-        <w:rPr>
-          <w:lang w:val="es-PE"/>
-        </w:rPr>
+      </w:pPr>
+      <w:r>
         <w:t>Actualmente, el comercio electrónico se ha convertido en una herramienta fundamental para las empresas que buscan ampliar su presencia en el mercado y facilitar el acceso de los clientes a sus productos. En el sector de la venta de muebles, disponer de un catálogo digital permite mostrar de manera organizada los diferentes productos disponibles, facilitando el proceso de búsqueda y consulta por parte de los usuarios.</w:t>
       </w:r>
     </w:p>
     <w:p>
       <w:pPr>
         <w:spacing w:line="240" w:lineRule="auto"/>
-        <w:rPr>
-          <w:lang w:val="es-PE"/>
-        </w:rPr>
-      </w:pPr>
-    </w:p>
-    <w:p>
-      <w:pPr>
-        <w:spacing w:line="240" w:lineRule="auto"/>
-        <w:rPr>
-          <w:lang w:val="es-PE"/>
-        </w:rPr>
-      </w:pPr>
-      <w:r>
-        <w:rPr>
-          <w:lang w:val="es-PE"/>
-        </w:rPr>
+      </w:pPr>
+    </w:p>
+    <w:p>
+      <w:pPr>
+        <w:spacing w:line="240" w:lineRule="auto"/>
+      </w:pPr>
+      <w:r>
         <w:t>En respuesta a esta necesidad, se desarrolló una tienda virtual de muebles que permite organizar los productos por categorías y colecciones, además de presentar información detallada de cada artículo. El proyecto incorpora una interfaz moderna, adaptable a dispositivos móviles mediante Bootstrap y funcionalidades dinámicas implementadas con JavaScript para mejorar la interacción con el usuario.</w:t>
       </w:r>
     </w:p>
     <w:p>
       <w:pPr>
         <w:spacing w:line="240" w:lineRule="auto"/>
-        <w:rPr>
-          <w:lang w:val="es-PE"/>
-        </w:rPr>
-      </w:pPr>
-    </w:p>
-    <w:p>
-      <w:pPr>
-        <w:spacing w:line="240" w:lineRule="auto"/>
-        <w:rPr>
-          <w:lang w:val="es-PE"/>
-        </w:rPr>
-      </w:pPr>
-      <w:r>
-        <w:rPr>
-          <w:lang w:val="es-PE"/>
-        </w:rPr>
+      </w:pPr>
+    </w:p>
+    <w:p>
+      <w:pPr>
+        <w:spacing w:line="240" w:lineRule="auto"/>
+      </w:pPr>
+      <w:r>
         <w:t>Con el desarrollo de esta plataforma se busca ofrecer una alternativa digital que facilite la visualización de los productos, mejore la experiencia de navegación y sirva como base para futuras implementaciones, como un sistema de compras en línea o la integración con una base de datos.</w:t>
       </w:r>
-    </w:p>
-    <w:p>
-      <w:pPr>
-        <w:spacing w:line="240" w:lineRule="auto"/>
-        <w:rPr>
-          <w:sz w:val="12"/>
-          <w:szCs w:val="12"/>
-          <w:lang w:val="es-PE"/>
-        </w:rPr>
-      </w:pPr>
     </w:p>
     <w:p>
       <w:pPr>
@@ -1979,9 +1979,248 @@
     </w:p>
     <w:p>
       <w:pPr>
-        <w:pStyle w:val="Prrafodelista"/>
         <w:spacing w:before="280" w:line="240" w:lineRule="auto"/>
-        <w:ind w:left="502"/>
+      </w:pPr>
+      <w:r>
+        <w:t xml:space="preserve">Con el fin de identificar la oportunidad de mejora, se realizó un análisis SEPTE considerando las variables </w:t>
+      </w:r>
+      <w:r>
+        <w:rPr>
+          <w:b/>
+          <w:bCs/>
+        </w:rPr>
+        <w:t>Social, Tecnológica y Económica</w:t>
+      </w:r>
+      <w:r>
+        <w:t>, debido a su influencia en el crecimiento del comercio electrónico y en la necesidad de digitalización de los negocios.</w:t>
+      </w:r>
+    </w:p>
+    <w:p>
+      <w:pPr>
+        <w:spacing w:before="280" w:line="240" w:lineRule="auto"/>
+        <w:rPr>
+          <w:b/>
+          <w:bCs/>
+          <w:u w:val="single"/>
+        </w:rPr>
+      </w:pPr>
+      <w:r>
+        <w:rPr>
+          <w:b/>
+          <w:bCs/>
+          <w:u w:val="single"/>
+        </w:rPr>
+        <w:t>Variable Social</w:t>
+      </w:r>
+    </w:p>
+    <w:p>
+      <w:pPr>
+        <w:spacing w:before="280" w:line="240" w:lineRule="auto"/>
+      </w:pPr>
+      <w:r>
+        <w:t xml:space="preserve">En los últimos años, el comercio electrónico ha experimentado un crecimiento constante en el Perú, impulsando cambios en los hábitos de consumo de la población. Según el </w:t>
+      </w:r>
+      <w:r>
+        <w:rPr>
+          <w:b/>
+          <w:bCs/>
+        </w:rPr>
+        <w:t>Observatorio Ecommerce 2024-2025 de la Cámara Peruana de Comercio Electrónico (CAPECE)</w:t>
+      </w:r>
+      <w:r>
+        <w:t xml:space="preserve">, durante el año 2024 aproximadamente </w:t>
+      </w:r>
+      <w:r>
+        <w:rPr>
+          <w:b/>
+          <w:bCs/>
+        </w:rPr>
+        <w:t>18,7 millones de peruanos realizaron compras por Internet</w:t>
+      </w:r>
+      <w:r>
+        <w:t xml:space="preserve">, lo que representa alrededor del </w:t>
+      </w:r>
+      <w:r>
+        <w:rPr>
+          <w:b/>
+          <w:bCs/>
+        </w:rPr>
+        <w:t>55 % de la población</w:t>
+      </w:r>
+      <w:r>
+        <w:t xml:space="preserve">. Asimismo, el estudio señala que el </w:t>
+      </w:r>
+      <w:r>
+        <w:rPr>
+          <w:b/>
+          <w:bCs/>
+        </w:rPr>
+        <w:t>30 % de los compradores en línea provienen de provincias</w:t>
+      </w:r>
+      <w:r>
+        <w:t xml:space="preserve">, evidenciando que el acceso al comercio electrónico ya no se concentra únicamente en Lima. </w:t>
+      </w:r>
+    </w:p>
+    <w:p>
+      <w:pPr>
+        <w:spacing w:before="280" w:line="240" w:lineRule="auto"/>
+      </w:pPr>
+      <w:r>
+        <w:t xml:space="preserve">Este crecimiento demuestra que los consumidores buscan cada vez más plataformas digitales que les permitan consultar información de los productos antes de realizar una compra. En este contexto, contar con una tienda virtual representa una oportunidad para </w:t>
+      </w:r>
+      <w:r>
+        <w:lastRenderedPageBreak/>
+        <w:t>que negocios del sector mueblero amplíen su alcance y mejoren la experiencia de sus clientes.</w:t>
+      </w:r>
+    </w:p>
+    <w:p>
+      <w:pPr>
+        <w:spacing w:before="280" w:line="240" w:lineRule="auto"/>
+        <w:rPr>
+          <w:b/>
+          <w:bCs/>
+          <w:u w:val="single"/>
+        </w:rPr>
+      </w:pPr>
+      <w:r>
+        <w:rPr>
+          <w:b/>
+          <w:bCs/>
+          <w:u w:val="single"/>
+        </w:rPr>
+        <w:t>Variable Tecnológica</w:t>
+      </w:r>
+    </w:p>
+    <w:p>
+      <w:pPr>
+        <w:spacing w:before="280" w:line="240" w:lineRule="auto"/>
+      </w:pPr>
+      <w:r>
+        <w:t xml:space="preserve">El desarrollo de tecnologías web y frameworks como </w:t>
+      </w:r>
+      <w:r>
+        <w:rPr>
+          <w:b/>
+          <w:bCs/>
+        </w:rPr>
+        <w:t>Bootstrap</w:t>
+      </w:r>
+      <w:r>
+        <w:t xml:space="preserve"> ha permitido crear sitios web responsivos, compatibles con diferentes dispositivos y con mejores estándares de usabilidad. Asimismo, el uso de </w:t>
+      </w:r>
+      <w:r>
+        <w:rPr>
+          <w:b/>
+          <w:bCs/>
+        </w:rPr>
+        <w:t>JavaScript</w:t>
+      </w:r>
+      <w:r>
+        <w:t xml:space="preserve"> facilita la automatización de procesos, como la carga dinámica de información de productos y la actualización del contenido sin necesidad de modificar múltiples páginas.</w:t>
+      </w:r>
+    </w:p>
+    <w:p>
+      <w:pPr>
+        <w:spacing w:before="280" w:line="240" w:lineRule="auto"/>
+      </w:pPr>
+      <w:r>
+        <w:t>Estas herramientas permiten desarrollar soluciones modernas con menores costos de implementación y mantenimiento, favoreciendo la transformación digital de pequeñas y medianas empresas.</w:t>
+      </w:r>
+    </w:p>
+    <w:p>
+      <w:pPr>
+        <w:spacing w:before="280" w:line="240" w:lineRule="auto"/>
+        <w:rPr>
+          <w:b/>
+          <w:bCs/>
+          <w:u w:val="single"/>
+        </w:rPr>
+      </w:pPr>
+      <w:r>
+        <w:rPr>
+          <w:b/>
+          <w:bCs/>
+          <w:u w:val="single"/>
+        </w:rPr>
+        <w:t>Variable Económica</w:t>
+      </w:r>
+    </w:p>
+    <w:p>
+      <w:pPr>
+        <w:spacing w:before="280" w:line="240" w:lineRule="auto"/>
+      </w:pPr>
+      <w:r>
+        <w:t xml:space="preserve">El comercio electrónico continúa consolidándose como un canal importante para la economía peruana. De acuerdo con CAPECE, el mercado de comercio electrónico alcanzó aproximadamente </w:t>
+      </w:r>
+      <w:r>
+        <w:rPr>
+          <w:b/>
+          <w:bCs/>
+        </w:rPr>
+        <w:t>US$ 15 600 millones en ventas durante 2024</w:t>
+      </w:r>
+      <w:r>
+        <w:t xml:space="preserve">, representando un </w:t>
+      </w:r>
+      <w:r>
+        <w:rPr>
+          <w:b/>
+          <w:bCs/>
+        </w:rPr>
+        <w:t>crecimiento del 21,2 % respecto al año anterior</w:t>
+      </w:r>
+      <w:r>
+        <w:t xml:space="preserve">. Además, alrededor de </w:t>
+      </w:r>
+      <w:r>
+        <w:rPr>
+          <w:b/>
+          <w:bCs/>
+        </w:rPr>
+        <w:t>335 000 comercios</w:t>
+      </w:r>
+      <w:r>
+        <w:t xml:space="preserve"> ya comercializan productos o servicios mediante canales digitales. </w:t>
+      </w:r>
+    </w:p>
+    <w:p>
+      <w:pPr>
+        <w:spacing w:before="280" w:line="240" w:lineRule="auto"/>
+      </w:pPr>
+      <w:r>
+        <w:t>Estos resultados evidencian que disponer de una tienda virtual permite a las empresas incrementar su visibilidad, ampliar su mercado y reducir costos asociados a la atención exclusivamente presencial. Para las pequeñas empresas del sector mueblero, una plataforma web representa una alternativa accesible para fortalecer su competitividad.</w:t>
+      </w:r>
+    </w:p>
+    <w:p>
+      <w:pPr>
+        <w:spacing w:before="280" w:line="240" w:lineRule="auto"/>
+        <w:rPr>
+          <w:b/>
+          <w:bCs/>
+          <w:u w:val="single"/>
+        </w:rPr>
+      </w:pPr>
+      <w:r>
+        <w:rPr>
+          <w:b/>
+          <w:bCs/>
+          <w:u w:val="single"/>
+        </w:rPr>
+        <w:t>Oportunidad de mejora identificada</w:t>
+      </w:r>
+    </w:p>
+    <w:p>
+      <w:pPr>
+        <w:spacing w:before="280" w:line="240" w:lineRule="auto"/>
+      </w:pPr>
+      <w:r>
+        <w:t>A partir del análisis realizado, se identificó la necesidad de desarrollar una plataforma web que permita exhibir de forma organizada el catálogo de productos de una tienda de muebles. La implementación de un sitio web responsive mejora la experiencia del usuario, facilita la consulta de información sobre los productos y fortalece la presencia digital del negocio, constituyendo además una base para futuras implementaciones como un carrito de compras funcional, integración con bases de datos y sistemas de pago en línea.</w:t>
+      </w:r>
+    </w:p>
+    <w:p>
+      <w:pPr>
+        <w:pStyle w:val="Ttulo1"/>
+        <w:spacing w:line="240" w:lineRule="auto"/>
         <w:rPr>
           <w:b/>
           <w:bCs/>
@@ -1989,165 +2228,753 @@
           <w:szCs w:val="28"/>
         </w:rPr>
       </w:pPr>
-    </w:p>
-    <w:p>
-      <w:pPr>
-        <w:pStyle w:val="Ttulo1"/>
-        <w:spacing w:line="240" w:lineRule="auto"/>
+      <w:bookmarkStart w:id="17" w:name="_Toc232930524"/>
+      <w:r>
         <w:rPr>
           <w:b/>
           <w:bCs/>
           <w:sz w:val="28"/>
           <w:szCs w:val="28"/>
         </w:rPr>
-      </w:pPr>
-      <w:bookmarkStart w:id="17" w:name="_Toc232930524"/>
-      <w:r>
+        <w:t>Objetivos</w:t>
+      </w:r>
+      <w:bookmarkEnd w:id="17"/>
+    </w:p>
+    <w:p/>
+    <w:p>
+      <w:pPr>
+        <w:rPr>
+          <w:b/>
+          <w:bCs/>
+        </w:rPr>
+      </w:pPr>
+      <w:r>
+        <w:rPr>
+          <w:b/>
+          <w:bCs/>
+        </w:rPr>
+        <w:t>OBJETIVO 1</w:t>
+      </w:r>
+    </w:p>
+    <w:p>
+      <w:r>
+        <w:t>Desarrollar una tienda virtual de muebles responsive utilizando HTML5, CSS3, Bootstrap y JavaScript, que permita organizar y visualizar el 100 % de los productos mediante categorías, colecciones y páginas de detalle</w:t>
+      </w:r>
+      <w:r>
+        <w:t xml:space="preserve">, </w:t>
+      </w:r>
+      <w:r>
+        <w:t>con el fin de mejorar la experiencia de navegación de los usuarios.</w:t>
+      </w:r>
+    </w:p>
+    <w:p>
+      <w:pPr>
+        <w:rPr>
+          <w:b/>
+          <w:bCs/>
+        </w:rPr>
+      </w:pPr>
+      <w:r>
+        <w:rPr>
+          <w:b/>
+          <w:bCs/>
+        </w:rPr>
+        <w:t>OBJETIVO 2</w:t>
+      </w:r>
+    </w:p>
+    <w:p>
+      <w:r>
+        <w:t>Implementar funcionalidades dinámicas mediante JavaScript, como la carga automática de la información de los productos, la visualización de productos relacionados y la navegación entre categorías, logrando automatizar el catálogo completo</w:t>
+      </w:r>
+      <w:r>
+        <w:t>,</w:t>
+      </w:r>
+      <w:r>
+        <w:t xml:space="preserve"> facilitando el mantenimiento y la escalabilidad del sitio web.</w:t>
+      </w:r>
+    </w:p>
+    <w:p>
+      <w:pPr>
+        <w:pStyle w:val="Ttulo1"/>
+        <w:spacing w:line="240" w:lineRule="auto"/>
         <w:rPr>
           <w:b/>
           <w:bCs/>
           <w:sz w:val="28"/>
           <w:szCs w:val="28"/>
         </w:rPr>
-        <w:lastRenderedPageBreak/>
-        <w:t>Objetivos</w:t>
-      </w:r>
-      <w:bookmarkEnd w:id="17"/>
-    </w:p>
-    <w:p>
-      <w:pPr>
-        <w:pStyle w:val="Ttulo1"/>
-        <w:spacing w:line="240" w:lineRule="auto"/>
+      </w:pPr>
+      <w:bookmarkStart w:id="18" w:name="_Toc232930525"/>
+      <w:r>
         <w:rPr>
           <w:b/>
           <w:bCs/>
           <w:sz w:val="28"/>
           <w:szCs w:val="28"/>
         </w:rPr>
-      </w:pPr>
-      <w:bookmarkStart w:id="18" w:name="_Toc232930525"/>
-      <w:r>
+        <w:lastRenderedPageBreak/>
+        <w:t>Justificación del proyecto</w:t>
+      </w:r>
+      <w:bookmarkEnd w:id="18"/>
+    </w:p>
+    <w:p/>
+    <w:p>
+      <w:r>
+        <w:t>El desarrollo de una tienda virtual de muebles responde a la necesidad de que las empresas cuenten con una presencia digital que permita mostrar sus productos de forma organizada, atractiva y accesible desde cualquier dispositivo. Actualmente, muchos clientes buscan información en Internet antes de realizar una compra, por lo que disponer de una plataforma web mejora la visibilidad del negocio y facilita el acceso a su catálogo.</w:t>
+      </w:r>
+    </w:p>
+    <w:p>
+      <w:r>
+        <w:t>La implementación de este proyecto permite presentar los productos mediante categorías, colecciones y páginas de detalle, ofreciendo una navegación intuitiva y una mejor experiencia para el usuario. Asimismo, el uso de Bootstrap garantiza que el sitio sea adaptable a diferentes tamaños de pantalla, mientras que JavaScript permite automatizar la carga de información de los productos, reduciendo la duplicidad de código y facilitando futuras actualizaciones.</w:t>
+      </w:r>
+    </w:p>
+    <w:p>
+      <w:r>
+        <w:t>El proyecto contribuye al proceso de digitalización de una tienda de muebles, representando una alternativa moderna para la exhibición de productos y sirviendo como base para futuras mejoras, como la incorporación de un carrito de compras funcional, integración con bases de datos o sistemas de pago en línea.</w:t>
+      </w:r>
+    </w:p>
+    <w:p>
+      <w:r>
+        <w:t>Asimismo, el proyecto beneficia a los consumidores al facilitar el acceso a la información de los productos, permitiéndoles comparar alternativas y conocer sus características antes de realizar una compra, contribuyendo a una experiencia de navegación más eficiente.</w:t>
+      </w:r>
+    </w:p>
+    <w:p/>
+    <w:p>
+      <w:pPr>
+        <w:rPr>
+          <w:b/>
+          <w:bCs/>
+        </w:rPr>
+      </w:pPr>
+      <w:r>
+        <w:rPr>
+          <w:b/>
+          <w:bCs/>
+        </w:rPr>
+        <w:t>Beneficiarios directos</w:t>
+      </w:r>
+    </w:p>
+    <w:p>
+      <w:pPr>
+        <w:numPr>
+          <w:ilvl w:val="0"/>
+          <w:numId w:val="8"/>
+        </w:numPr>
+      </w:pPr>
+      <w:r>
+        <w:t xml:space="preserve">Los propietarios o administradores de la tienda de muebles. </w:t>
+      </w:r>
+    </w:p>
+    <w:p>
+      <w:pPr>
+        <w:numPr>
+          <w:ilvl w:val="0"/>
+          <w:numId w:val="8"/>
+        </w:numPr>
+      </w:pPr>
+      <w:r>
+        <w:t xml:space="preserve">Los clientes que consultan el catálogo de productos. </w:t>
+      </w:r>
+    </w:p>
+    <w:p>
+      <w:pPr>
+        <w:numPr>
+          <w:ilvl w:val="0"/>
+          <w:numId w:val="8"/>
+        </w:numPr>
+      </w:pPr>
+      <w:r>
+        <w:t xml:space="preserve">El equipo desarrollador del proyecto. </w:t>
+      </w:r>
+    </w:p>
+    <w:p>
+      <w:pPr>
+        <w:rPr>
+          <w:b/>
+          <w:bCs/>
+        </w:rPr>
+      </w:pPr>
+      <w:r>
+        <w:rPr>
+          <w:b/>
+          <w:bCs/>
+        </w:rPr>
+        <w:t>Beneficiarios indirectos</w:t>
+      </w:r>
+    </w:p>
+    <w:p>
+      <w:pPr>
+        <w:numPr>
+          <w:ilvl w:val="0"/>
+          <w:numId w:val="9"/>
+        </w:numPr>
+      </w:pPr>
+      <w:r>
+        <w:t xml:space="preserve">Personas interesadas en adquirir muebles mediante plataformas digitales. </w:t>
+      </w:r>
+    </w:p>
+    <w:p>
+      <w:pPr>
+        <w:numPr>
+          <w:ilvl w:val="0"/>
+          <w:numId w:val="9"/>
+        </w:numPr>
+      </w:pPr>
+      <w:r>
+        <w:t xml:space="preserve">Empresas que busquen implementar soluciones similares. </w:t>
+      </w:r>
+    </w:p>
+    <w:p>
+      <w:pPr>
+        <w:numPr>
+          <w:ilvl w:val="0"/>
+          <w:numId w:val="9"/>
+        </w:numPr>
+      </w:pPr>
+      <w:r>
+        <w:t>Instituciones educativas como ejemplo de aplicación de tecnologías web en proyectos reales.</w:t>
+      </w:r>
+    </w:p>
+    <w:p/>
+    <w:p>
+      <w:pPr>
+        <w:pStyle w:val="Ttulo1"/>
         <w:rPr>
           <w:b/>
           <w:bCs/>
           <w:sz w:val="28"/>
           <w:szCs w:val="28"/>
         </w:rPr>
-        <w:t>Justificación del proyecto</w:t>
-      </w:r>
-      <w:bookmarkEnd w:id="18"/>
-    </w:p>
-    <w:p>
-      <w:pPr>
-        <w:pStyle w:val="Ttulo1"/>
+      </w:pPr>
+      <w:bookmarkStart w:id="19" w:name="_Toc232930526"/>
+      <w:r>
         <w:rPr>
           <w:b/>
           <w:bCs/>
           <w:sz w:val="28"/>
           <w:szCs w:val="28"/>
         </w:rPr>
-      </w:pPr>
-      <w:bookmarkStart w:id="19" w:name="_Toc232930526"/>
-      <w:r>
+        <w:t>Definición y alcance</w:t>
+      </w:r>
+      <w:bookmarkEnd w:id="19"/>
+    </w:p>
+    <w:p>
+      <w:r>
+        <w:t>El proyecto consiste en el desarrollo de un sitio web para una tienda virtual de muebles, diseñado con una interfaz moderna, organizada y responsive. La plataforma permite navegar entre distintas categorías y colecciones, visualizar información detallada de cada producto y acceder a productos relacionados según la categoría seleccionada.</w:t>
+      </w:r>
+    </w:p>
+    <w:p>
+      <w:r>
+        <w:t>Para el desarrollo se utilizaron las tecnologías HTML5 para la estructura del sitio, CSS3 para los estilos visuales, Bootstrap para la adaptación responsive y JavaScript para implementar las funcionalidades dinámicas relacionadas con la visualización de los productos.</w:t>
+      </w:r>
+    </w:p>
+    <w:p>
+      <w:pPr>
+        <w:rPr>
+          <w:b/>
+          <w:bCs/>
+        </w:rPr>
+      </w:pPr>
+    </w:p>
+    <w:p>
+      <w:r>
+        <w:t>El proyecto contempla las siguientes funcionalidades:</w:t>
+      </w:r>
+    </w:p>
+    <w:p>
+      <w:pPr>
+        <w:numPr>
+          <w:ilvl w:val="0"/>
+          <w:numId w:val="10"/>
+        </w:numPr>
+      </w:pPr>
+      <w:r>
+        <w:t xml:space="preserve">Página principal con banner, categorías, colecciones y productos destacados. </w:t>
+      </w:r>
+    </w:p>
+    <w:p>
+      <w:pPr>
+        <w:numPr>
+          <w:ilvl w:val="0"/>
+          <w:numId w:val="10"/>
+        </w:numPr>
+      </w:pPr>
+      <w:r>
+        <w:t xml:space="preserve">Menú de navegación responsive desarrollado con Bootstrap. </w:t>
+      </w:r>
+    </w:p>
+    <w:p>
+      <w:pPr>
+        <w:numPr>
+          <w:ilvl w:val="0"/>
+          <w:numId w:val="10"/>
+        </w:numPr>
+      </w:pPr>
+      <w:r>
+        <w:lastRenderedPageBreak/>
+        <w:t xml:space="preserve">Catálogo organizado por categorías. </w:t>
+      </w:r>
+    </w:p>
+    <w:p>
+      <w:pPr>
+        <w:numPr>
+          <w:ilvl w:val="0"/>
+          <w:numId w:val="10"/>
+        </w:numPr>
+      </w:pPr>
+      <w:r>
+        <w:t xml:space="preserve">Página exclusiva para las colecciones. </w:t>
+      </w:r>
+    </w:p>
+    <w:p>
+      <w:pPr>
+        <w:numPr>
+          <w:ilvl w:val="0"/>
+          <w:numId w:val="10"/>
+        </w:numPr>
+      </w:pPr>
+      <w:r>
+        <w:t xml:space="preserve">Página individual para cada producto. </w:t>
+      </w:r>
+    </w:p>
+    <w:p>
+      <w:pPr>
+        <w:numPr>
+          <w:ilvl w:val="0"/>
+          <w:numId w:val="10"/>
+        </w:numPr>
+      </w:pPr>
+      <w:r>
+        <w:t xml:space="preserve">Visualización automática de la información de cada producto mediante JavaScript. </w:t>
+      </w:r>
+    </w:p>
+    <w:p>
+      <w:pPr>
+        <w:numPr>
+          <w:ilvl w:val="0"/>
+          <w:numId w:val="10"/>
+        </w:numPr>
+      </w:pPr>
+      <w:r>
+        <w:t xml:space="preserve">Breadcrumb dinámico para facilitar la navegación. </w:t>
+      </w:r>
+    </w:p>
+    <w:p>
+      <w:pPr>
+        <w:numPr>
+          <w:ilvl w:val="0"/>
+          <w:numId w:val="10"/>
+        </w:numPr>
+      </w:pPr>
+      <w:r>
+        <w:t xml:space="preserve">Visualización de productos relacionados pertenecientes a la misma categoría. </w:t>
+      </w:r>
+    </w:p>
+    <w:p>
+      <w:pPr>
+        <w:numPr>
+          <w:ilvl w:val="0"/>
+          <w:numId w:val="10"/>
+        </w:numPr>
+      </w:pPr>
+      <w:r>
+        <w:t xml:space="preserve">Modal de confirmación al agregar un producto al carrito (demostrativo). </w:t>
+      </w:r>
+    </w:p>
+    <w:p>
+      <w:pPr>
+        <w:numPr>
+          <w:ilvl w:val="0"/>
+          <w:numId w:val="10"/>
+        </w:numPr>
+      </w:pPr>
+      <w:r>
+        <w:t xml:space="preserve">Diseño adaptable a dispositivos móviles mediante Bootstrap. </w:t>
+      </w:r>
+    </w:p>
+    <w:p>
+      <w:pPr>
+        <w:numPr>
+          <w:ilvl w:val="0"/>
+          <w:numId w:val="10"/>
+        </w:numPr>
+      </w:pPr>
+      <w:r>
+        <w:t xml:space="preserve">Footer con información de contacto y enlaces a redes sociales. </w:t>
+      </w:r>
+    </w:p>
+    <w:p>
+      <w:r>
+        <w:t>El proyecto no contempla la implementación de una base de datos, autenticación de usuarios, procesamiento de pagos, gestión real del carrito de compras ni administración de inventario, ya que dichas funcionalidades exceden el alcance establecido para este trabajo académico.</w:t>
+      </w:r>
+    </w:p>
+    <w:p/>
+    <w:p>
+      <w:r>
+        <w:t>Como parte del proyecto se entrega la siguiente documentación:</w:t>
+      </w:r>
+    </w:p>
+    <w:p>
+      <w:pPr>
+        <w:numPr>
+          <w:ilvl w:val="0"/>
+          <w:numId w:val="11"/>
+        </w:numPr>
+      </w:pPr>
+      <w:r>
+        <w:t xml:space="preserve">Documento del proyecto con el análisis, objetivos y desarrollo. </w:t>
+      </w:r>
+    </w:p>
+    <w:p>
+      <w:pPr>
+        <w:numPr>
+          <w:ilvl w:val="0"/>
+          <w:numId w:val="11"/>
+        </w:numPr>
+      </w:pPr>
+      <w:r>
+        <w:t>Código fuente desarrollado en HTML5, CSS3, Bootstrap y JavaScript.</w:t>
+      </w:r>
+    </w:p>
+    <w:p>
+      <w:pPr>
+        <w:numPr>
+          <w:ilvl w:val="0"/>
+          <w:numId w:val="11"/>
+        </w:numPr>
+      </w:pPr>
+      <w:r>
+        <w:t xml:space="preserve">Recursos gráficos utilizados (imágenes e íconos). </w:t>
+      </w:r>
+    </w:p>
+    <w:p>
+      <w:pPr>
+        <w:numPr>
+          <w:ilvl w:val="0"/>
+          <w:numId w:val="11"/>
+        </w:numPr>
+      </w:pPr>
+      <w:r>
+        <w:t xml:space="preserve">Archivos de estilos CSS. </w:t>
+      </w:r>
+    </w:p>
+    <w:p>
+      <w:pPr>
+        <w:numPr>
+          <w:ilvl w:val="0"/>
+          <w:numId w:val="11"/>
+        </w:numPr>
+      </w:pPr>
+      <w:r>
+        <w:t xml:space="preserve">Archivos JavaScript para la gestión dinámica de los productos. </w:t>
+      </w:r>
+    </w:p>
+    <w:p>
+      <w:pPr>
+        <w:pStyle w:val="Prrafodelista"/>
+        <w:numPr>
+          <w:ilvl w:val="0"/>
+          <w:numId w:val="11"/>
+        </w:numPr>
+      </w:pPr>
+      <w:r>
+        <w:t>Wireframe</w:t>
+      </w:r>
+      <w:r>
+        <w:t xml:space="preserve"> y</w:t>
+      </w:r>
+      <w:r>
+        <w:t xml:space="preserve"> Sitemap del sitio web.</w:t>
+      </w:r>
+    </w:p>
+    <w:p>
+      <w:pPr>
+        <w:pStyle w:val="Ttulo1"/>
         <w:rPr>
           <w:b/>
           <w:bCs/>
           <w:sz w:val="28"/>
           <w:szCs w:val="28"/>
         </w:rPr>
-        <w:t>Definición y alcance</w:t>
-      </w:r>
-      <w:bookmarkEnd w:id="19"/>
-    </w:p>
-    <w:p>
-      <w:pPr>
-        <w:pStyle w:val="Ttulo1"/>
+      </w:pPr>
+      <w:bookmarkStart w:id="20" w:name="_Toc232930527"/>
+      <w:r>
         <w:rPr>
           <w:b/>
           <w:bCs/>
           <w:sz w:val="28"/>
           <w:szCs w:val="28"/>
         </w:rPr>
-      </w:pPr>
-      <w:bookmarkStart w:id="20" w:name="_Toc232930527"/>
-      <w:r>
+        <w:t>Conclusiones</w:t>
+      </w:r>
+      <w:bookmarkEnd w:id="20"/>
+    </w:p>
+    <w:p>
+      <w:pPr>
+        <w:pStyle w:val="Prrafodelista"/>
+        <w:numPr>
+          <w:ilvl w:val="0"/>
+          <w:numId w:val="12"/>
+        </w:numPr>
+      </w:pPr>
+      <w:r>
+        <w:t>El desarrollo de la tienda virtual permitió aplicar los conocimientos adquiridos sobre HTML5, CSS3, Bootstrap y JavaScript, logrando una plataforma funcional, organizada</w:t>
+      </w:r>
+      <w:r>
+        <w:t>,</w:t>
+      </w:r>
+      <w:r>
+        <w:t xml:space="preserve"> adaptable</w:t>
+      </w:r>
+      <w:r>
+        <w:t xml:space="preserve"> </w:t>
+      </w:r>
+      <w:r>
+        <w:t xml:space="preserve">y </w:t>
+      </w:r>
+      <w:r>
+        <w:t>de fácil</w:t>
+      </w:r>
+      <w:r>
+        <w:t xml:space="preserve"> mantenimiento</w:t>
+      </w:r>
+    </w:p>
+    <w:p>
+      <w:pPr>
+        <w:rPr>
+          <w:b/>
+          <w:bCs/>
+        </w:rPr>
+      </w:pPr>
+    </w:p>
+    <w:p>
+      <w:pPr>
+        <w:pStyle w:val="Prrafodelista"/>
+        <w:numPr>
+          <w:ilvl w:val="0"/>
+          <w:numId w:val="12"/>
+        </w:numPr>
+      </w:pPr>
+      <w:r>
+        <w:t>El proyecto demuestra que una tienda virtual puede contribuir a fortalecer la presencia digital de un negocio, ofreciendo una mejor experiencia de navegación y facilitando la consulta del catálogo de productos por parte de los usuarios.</w:t>
+      </w:r>
+    </w:p>
+    <w:p/>
+    <w:p>
+      <w:pPr>
+        <w:pStyle w:val="Ttulo1"/>
         <w:rPr>
           <w:b/>
           <w:bCs/>
           <w:sz w:val="28"/>
           <w:szCs w:val="28"/>
         </w:rPr>
-        <w:t>Conclusiones</w:t>
-      </w:r>
-      <w:bookmarkEnd w:id="20"/>
-    </w:p>
-    <w:p>
-      <w:pPr>
-        <w:pStyle w:val="Ttulo1"/>
+      </w:pPr>
+      <w:bookmarkStart w:id="21" w:name="_Toc232930528"/>
+      <w:r>
         <w:rPr>
           <w:b/>
           <w:bCs/>
           <w:sz w:val="28"/>
           <w:szCs w:val="28"/>
         </w:rPr>
-      </w:pPr>
-      <w:bookmarkStart w:id="21" w:name="_Toc232930528"/>
-      <w:r>
+        <w:t>Recomendaciones</w:t>
+      </w:r>
+      <w:bookmarkEnd w:id="21"/>
+    </w:p>
+    <w:p>
+      <w:pPr>
+        <w:pStyle w:val="Prrafodelista"/>
+        <w:numPr>
+          <w:ilvl w:val="0"/>
+          <w:numId w:val="13"/>
+        </w:numPr>
+      </w:pPr>
+      <w:r>
+        <w:t>Implementar una base de datos para administrar los productos de manera dinámica, evitando modificar manualmente los archivos JavaScript cuando sea necesario agregar o actualizar información.</w:t>
+      </w:r>
+    </w:p>
+    <w:p>
+      <w:pPr>
+        <w:pStyle w:val="Prrafodelista"/>
+        <w:numPr>
+          <w:ilvl w:val="0"/>
+          <w:numId w:val="13"/>
+        </w:numPr>
+      </w:pPr>
+      <w:r>
+        <w:t>Incorporar funcionalidades adicionales, como un carrito de compras completamente operativo, autenticación de usuarios y pasarelas de pago, con el fin de convertir el sitio web en una plataforma de comercio electrónico completa.</w:t>
+      </w:r>
+    </w:p>
+    <w:p/>
+    <w:p>
+      <w:pPr>
+        <w:pStyle w:val="Ttulo1"/>
         <w:rPr>
           <w:b/>
           <w:bCs/>
           <w:sz w:val="28"/>
           <w:szCs w:val="28"/>
         </w:rPr>
-        <w:t>Recomendaciones</w:t>
-      </w:r>
-      <w:bookmarkEnd w:id="21"/>
-    </w:p>
-    <w:p>
-      <w:pPr>
-        <w:pStyle w:val="Ttulo1"/>
+      </w:pPr>
+      <w:bookmarkStart w:id="22" w:name="_Toc232930529"/>
+      <w:r>
         <w:rPr>
           <w:b/>
           <w:bCs/>
           <w:sz w:val="28"/>
           <w:szCs w:val="28"/>
         </w:rPr>
-      </w:pPr>
-      <w:bookmarkStart w:id="22" w:name="_Toc232930529"/>
-      <w:r>
+        <w:lastRenderedPageBreak/>
+        <w:t>Glosario</w:t>
+      </w:r>
+      <w:bookmarkEnd w:id="22"/>
+    </w:p>
+    <w:p>
+      <w:r>
+        <w:rPr>
+          <w:b/>
+          <w:bCs/>
+        </w:rPr>
+        <w:t>Bootstrap:</w:t>
+      </w:r>
+      <w:r>
+        <w:t xml:space="preserve"> Framework CSS que facilita el desarrollo de sitios web responsive mediante componentes y clases predefinidas.</w:t>
+      </w:r>
+    </w:p>
+    <w:p>
+      <w:r>
+        <w:rPr>
+          <w:b/>
+          <w:bCs/>
+        </w:rPr>
+        <w:t>CSS3:</w:t>
+      </w:r>
+      <w:r>
+        <w:t xml:space="preserve"> Lenguaje utilizado para definir el diseño, colores, tipografía y presentación visual de una página web.</w:t>
+      </w:r>
+    </w:p>
+    <w:p>
+      <w:r>
+        <w:rPr>
+          <w:b/>
+          <w:bCs/>
+        </w:rPr>
+        <w:t>HTML5:</w:t>
+      </w:r>
+      <w:r>
+        <w:t xml:space="preserve"> Lenguaje de marcado empleado para estructurar el contenido de las páginas web.</w:t>
+      </w:r>
+    </w:p>
+    <w:p>
+      <w:r>
+        <w:rPr>
+          <w:b/>
+          <w:bCs/>
+        </w:rPr>
+        <w:t>JavaScript:</w:t>
+      </w:r>
+      <w:r>
+        <w:t xml:space="preserve"> Lenguaje de programación utilizado para agregar interactividad y funcionalidades dinámicas a los sitios web.</w:t>
+      </w:r>
+    </w:p>
+    <w:p>
+      <w:r>
+        <w:rPr>
+          <w:b/>
+          <w:bCs/>
+        </w:rPr>
+        <w:t>Diseño responsive</w:t>
+      </w:r>
+      <w:r>
+        <w:rPr>
+          <w:b/>
+          <w:bCs/>
+        </w:rPr>
+        <w:t>:</w:t>
+      </w:r>
+      <w:r>
+        <w:t xml:space="preserve"> Técnica de diseño web que permite adaptar automáticamente la interfaz a diferentes tamaños de pantalla.</w:t>
+      </w:r>
+    </w:p>
+    <w:p>
+      <w:r>
+        <w:rPr>
+          <w:b/>
+          <w:bCs/>
+        </w:rPr>
+        <w:t>Navbar:</w:t>
+      </w:r>
+      <w:r>
+        <w:t xml:space="preserve"> Barra de navegación que contiene los enlaces principales de un sitio web.</w:t>
+      </w:r>
+    </w:p>
+    <w:p>
+      <w:r>
+        <w:rPr>
+          <w:b/>
+          <w:bCs/>
+        </w:rPr>
+        <w:t>Breadcrumb:</w:t>
+      </w:r>
+      <w:r>
+        <w:t xml:space="preserve"> Elemento de navegación que muestra la ubicación actual del usuario dentro de la estructura del sitio.</w:t>
+      </w:r>
+    </w:p>
+    <w:p>
+      <w:r>
+        <w:rPr>
+          <w:b/>
+          <w:bCs/>
+        </w:rPr>
+        <w:t>Card:</w:t>
+      </w:r>
+      <w:r>
+        <w:t xml:space="preserve"> Componente visual utilizado para presentar información de manera organizada, generalmente acompañado de imágenes y texto.</w:t>
+      </w:r>
+    </w:p>
+    <w:p>
+      <w:r>
+        <w:rPr>
+          <w:b/>
+          <w:bCs/>
+        </w:rPr>
+        <w:t>Modal:</w:t>
+      </w:r>
+      <w:r>
+        <w:t xml:space="preserve"> Ventana emergente utilizada para mostrar información o solicitar una acción al usuario sin abandonar la página actual.</w:t>
+      </w:r>
+    </w:p>
+    <w:p>
+      <w:pPr>
+        <w:pStyle w:val="Ttulo1"/>
+        <w:spacing w:line="240" w:lineRule="auto"/>
         <w:rPr>
           <w:b/>
           <w:bCs/>
           <w:sz w:val="28"/>
           <w:szCs w:val="28"/>
         </w:rPr>
-        <w:t>Glosario</w:t>
-      </w:r>
-      <w:bookmarkEnd w:id="22"/>
-    </w:p>
-    <w:p>
-      <w:pPr>
-        <w:spacing w:before="280" w:line="240" w:lineRule="auto"/>
+      </w:pPr>
+      <w:bookmarkStart w:id="23" w:name="_Toc232930530"/>
+      <w:r>
         <w:rPr>
           <w:b/>
           <w:bCs/>
           <w:sz w:val="28"/>
           <w:szCs w:val="28"/>
         </w:rPr>
-      </w:pPr>
-    </w:p>
-    <w:p>
-      <w:pPr>
-        <w:pStyle w:val="Ttulo1"/>
-        <w:spacing w:line="240" w:lineRule="auto"/>
+        <w:t>B</w:t>
+      </w:r>
+      <w:r>
         <w:rPr>
           <w:b/>
           <w:bCs/>
           <w:sz w:val="28"/>
           <w:szCs w:val="28"/>
         </w:rPr>
-      </w:pPr>
-      <w:bookmarkStart w:id="23" w:name="_Toc232930530"/>
+        <w:t>i</w:t>
+      </w:r>
       <w:r>
         <w:rPr>
           <w:b/>
@@ -2155,73 +2982,219 @@
           <w:sz w:val="28"/>
           <w:szCs w:val="28"/>
         </w:rPr>
-        <w:t>B</w:t>
-      </w:r>
-      <w:r>
+        <w:t>bliografía</w:t>
+      </w:r>
+      <w:bookmarkEnd w:id="23"/>
+    </w:p>
+    <w:p>
+      <w:r>
+        <w:rPr>
+          <w:i/>
+          <w:iCs/>
+        </w:rPr>
+        <w:t>CSS: Cascading Style Sheets</w:t>
+      </w:r>
+      <w:r>
+        <w:t xml:space="preserve">. </w:t>
+      </w:r>
+      <w:hyperlink r:id="rId9" w:tgtFrame="_new" w:history="1">
+        <w:r>
+          <w:rPr>
+            <w:rStyle w:val="Hipervnculo"/>
+          </w:rPr>
+          <w:t>https://developer.mozilla.org/es/docs/Web/CSS</w:t>
+        </w:r>
+      </w:hyperlink>
+      <w:r>
+        <w:t xml:space="preserve"> </w:t>
+      </w:r>
+    </w:p>
+    <w:p>
+      <w:r>
+        <w:rPr>
+          <w:i/>
+          <w:iCs/>
+        </w:rPr>
+        <w:t>JavaScript</w:t>
+      </w:r>
+      <w:r>
+        <w:t xml:space="preserve">. </w:t>
+      </w:r>
+      <w:hyperlink r:id="rId10" w:tgtFrame="_new" w:history="1">
+        <w:r>
+          <w:rPr>
+            <w:rStyle w:val="Hipervnculo"/>
+          </w:rPr>
+          <w:t>https://developer.mozilla.org/es/docs/Web/JavaScript</w:t>
+        </w:r>
+      </w:hyperlink>
+      <w:r>
+        <w:t xml:space="preserve"> </w:t>
+      </w:r>
+    </w:p>
+    <w:p>
+      <w:r>
+        <w:t xml:space="preserve">Bootstrap Team. </w:t>
+      </w:r>
+      <w:hyperlink r:id="rId11" w:tgtFrame="_new" w:history="1">
+        <w:r>
+          <w:rPr>
+            <w:rStyle w:val="Hipervnculo"/>
+          </w:rPr>
+          <w:t>https://getbootstrap.com/docs/5.3/</w:t>
+        </w:r>
+      </w:hyperlink>
+      <w:r>
+        <w:t xml:space="preserve"> </w:t>
+      </w:r>
+    </w:p>
+    <w:p>
+      <w:r>
+        <w:rPr>
+          <w:i/>
+          <w:iCs/>
+        </w:rPr>
+        <w:t>CSS Tutorial</w:t>
+      </w:r>
+      <w:r>
+        <w:t xml:space="preserve">. </w:t>
+      </w:r>
+      <w:hyperlink r:id="rId12" w:tgtFrame="_new" w:history="1">
+        <w:r>
+          <w:rPr>
+            <w:rStyle w:val="Hipervnculo"/>
+          </w:rPr>
+          <w:t>https://www.w3schools.com/css/</w:t>
+        </w:r>
+      </w:hyperlink>
+      <w:r>
+        <w:t xml:space="preserve"> </w:t>
+      </w:r>
+    </w:p>
+    <w:p>
+      <w:r>
+        <w:rPr>
+          <w:i/>
+          <w:iCs/>
+        </w:rPr>
+        <w:t>JavaScript Tutorial</w:t>
+      </w:r>
+      <w:r>
+        <w:t xml:space="preserve">. </w:t>
+      </w:r>
+      <w:hyperlink r:id="rId13" w:tgtFrame="_new" w:history="1">
+        <w:r>
+          <w:rPr>
+            <w:rStyle w:val="Hipervnculo"/>
+          </w:rPr>
+          <w:t>https://www.w3schools.</w:t>
+        </w:r>
+        <w:r>
+          <w:rPr>
+            <w:rStyle w:val="Hipervnculo"/>
+          </w:rPr>
+          <w:t>c</w:t>
+        </w:r>
+        <w:r>
+          <w:rPr>
+            <w:rStyle w:val="Hipervnculo"/>
+          </w:rPr>
+          <w:t>om/js/</w:t>
+        </w:r>
+      </w:hyperlink>
+    </w:p>
+    <w:p>
+      <w:r>
+        <w:t>Ecommerce</w:t>
+      </w:r>
+      <w:r>
+        <w:t xml:space="preserve">. </w:t>
+      </w:r>
+      <w:hyperlink r:id="rId14" w:history="1">
+        <w:r>
+          <w:rPr>
+            <w:rStyle w:val="Hipervnculo"/>
+          </w:rPr>
+          <w:t>https://www.capece.org.pe/observatorio-ecommerce/</w:t>
+        </w:r>
+      </w:hyperlink>
+    </w:p>
+    <w:p>
+      <w:r>
+        <w:t xml:space="preserve">Perú Retail. </w:t>
+      </w:r>
+      <w:hyperlink r:id="rId15" w:history="1">
+        <w:r>
+          <w:rPr>
+            <w:rStyle w:val="Hipervnculo"/>
+          </w:rPr>
+          <w:t>https://www.peru-retail.com/comercio-electronico-en-peru-registra-un-crecimiento-del-21-2-en-2024-segun-capece/</w:t>
+        </w:r>
+      </w:hyperlink>
+    </w:p>
+    <w:p>
+      <w:pPr>
         <w:rPr>
           <w:b/>
           <w:bCs/>
           <w:sz w:val="28"/>
           <w:szCs w:val="28"/>
         </w:rPr>
-        <w:t>i</w:t>
-      </w:r>
-      <w:r>
+      </w:pPr>
+    </w:p>
+    <w:p>
+      <w:pPr>
+        <w:pStyle w:val="Ttulo1"/>
         <w:rPr>
           <w:b/>
           <w:bCs/>
           <w:sz w:val="28"/>
           <w:szCs w:val="28"/>
         </w:rPr>
-        <w:t>bliografía</w:t>
-      </w:r>
-      <w:bookmarkEnd w:id="23"/>
-    </w:p>
-    <w:p>
-      <w:pPr>
+      </w:pPr>
+      <w:bookmarkStart w:id="24" w:name="_Toc232930531"/>
+      <w:r>
         <w:rPr>
           <w:b/>
           <w:bCs/>
           <w:sz w:val="28"/>
           <w:szCs w:val="28"/>
         </w:rPr>
-      </w:pPr>
-    </w:p>
-    <w:p>
-      <w:pPr>
-        <w:pStyle w:val="Ttulo1"/>
-        <w:rPr>
-          <w:b/>
-          <w:bCs/>
-          <w:sz w:val="28"/>
-          <w:szCs w:val="28"/>
-        </w:rPr>
-      </w:pPr>
-      <w:bookmarkStart w:id="24" w:name="_Toc232930531"/>
-      <w:r>
-        <w:rPr>
-          <w:b/>
-          <w:bCs/>
-          <w:sz w:val="28"/>
-          <w:szCs w:val="28"/>
-        </w:rPr>
         <w:t>Anexos</w:t>
       </w:r>
       <w:bookmarkEnd w:id="24"/>
     </w:p>
     <w:p>
       <w:pPr>
-        <w:spacing w:before="240" w:line="240" w:lineRule="auto"/>
-        <w:ind w:left="720"/>
-      </w:pPr>
-    </w:p>
-    <w:p>
-      <w:pPr>
-        <w:spacing w:before="240" w:line="240" w:lineRule="auto"/>
-      </w:pPr>
+        <w:pStyle w:val="Prrafodelista"/>
+        <w:numPr>
+          <w:ilvl w:val="1"/>
+          <w:numId w:val="11"/>
+        </w:numPr>
+      </w:pPr>
+      <w:r>
+        <w:t xml:space="preserve">Wireframe </w:t>
+      </w:r>
+    </w:p>
+    <w:p>
+      <w:pPr>
+        <w:pStyle w:val="Prrafodelista"/>
+        <w:ind w:left="360"/>
+        <w:rPr>
+          <w:lang w:val="en-GB"/>
+        </w:rPr>
+      </w:pPr>
+      <w:hyperlink r:id="rId16" w:history="1">
+        <w:r>
+          <w:rPr>
+            <w:rStyle w:val="Hipervnculo"/>
+          </w:rPr>
+          <w:t>https://www.figma.com/design/vZn0esWFedcZKJqMQnUL7Y/Tienda-de-muebles?node-id=0-1&amp;t=xvWejyi4OpeUk23T-1</w:t>
+        </w:r>
+      </w:hyperlink>
     </w:p>
     <w:sectPr>
-      <w:footerReference w:type="first" r:id="rId9"/>
+      <w:footerReference w:type="first" r:id="rId17"/>
       <w:pgSz w:w="11909" w:h="16834"/>
       <w:pgMar w:top="1701" w:right="1418" w:bottom="1701" w:left="1418" w:header="720" w:footer="720" w:gutter="0"/>
       <w:pgNumType w:start="1"/>
@@ -2544,6 +3517,120 @@
     </w:lvl>
   </w:abstractNum>
   <w:abstractNum w:abstractNumId="2" w15:restartNumberingAfterBreak="0">
+    <w:nsid w:val="03BE3D1D"/>
+    <w:multiLevelType w:val="hybridMultilevel"/>
+    <w:tmpl w:val="EFA42C34"/>
+    <w:lvl w:ilvl="0" w:tplc="CFAED73C">
+      <w:numFmt w:val="bullet"/>
+      <w:lvlText w:val="-"/>
+      <w:lvlJc w:val="left"/>
+      <w:pPr>
+        <w:ind w:left="501" w:hanging="360"/>
+      </w:pPr>
+      <w:rPr>
+        <w:rFonts w:ascii="Arial" w:eastAsia="Arial" w:hAnsi="Arial" w:cs="Arial" w:hint="default"/>
+        <w:b/>
+        <w:bCs/>
+      </w:rPr>
+    </w:lvl>
+    <w:lvl w:ilvl="1" w:tplc="280A0003" w:tentative="1">
+      <w:start w:val="1"/>
+      <w:numFmt w:val="bullet"/>
+      <w:lvlText w:val="o"/>
+      <w:lvlJc w:val="left"/>
+      <w:pPr>
+        <w:ind w:left="1440" w:hanging="360"/>
+      </w:pPr>
+      <w:rPr>
+        <w:rFonts w:ascii="Courier New" w:hAnsi="Courier New" w:cs="Courier New" w:hint="default"/>
+      </w:rPr>
+    </w:lvl>
+    <w:lvl w:ilvl="2" w:tplc="280A0005" w:tentative="1">
+      <w:start w:val="1"/>
+      <w:numFmt w:val="bullet"/>
+      <w:lvlText w:val=""/>
+      <w:lvlJc w:val="left"/>
+      <w:pPr>
+        <w:ind w:left="2160" w:hanging="360"/>
+      </w:pPr>
+      <w:rPr>
+        <w:rFonts w:ascii="Wingdings" w:hAnsi="Wingdings" w:hint="default"/>
+      </w:rPr>
+    </w:lvl>
+    <w:lvl w:ilvl="3" w:tplc="280A0001" w:tentative="1">
+      <w:start w:val="1"/>
+      <w:numFmt w:val="bullet"/>
+      <w:lvlText w:val=""/>
+      <w:lvlJc w:val="left"/>
+      <w:pPr>
+        <w:ind w:left="2880" w:hanging="360"/>
+      </w:pPr>
+      <w:rPr>
+        <w:rFonts w:ascii="Symbol" w:hAnsi="Symbol" w:hint="default"/>
+      </w:rPr>
+    </w:lvl>
+    <w:lvl w:ilvl="4" w:tplc="280A0003" w:tentative="1">
+      <w:start w:val="1"/>
+      <w:numFmt w:val="bullet"/>
+      <w:lvlText w:val="o"/>
+      <w:lvlJc w:val="left"/>
+      <w:pPr>
+        <w:ind w:left="3600" w:hanging="360"/>
+      </w:pPr>
+      <w:rPr>
+        <w:rFonts w:ascii="Courier New" w:hAnsi="Courier New" w:cs="Courier New" w:hint="default"/>
+      </w:rPr>
+    </w:lvl>
+    <w:lvl w:ilvl="5" w:tplc="280A0005" w:tentative="1">
+      <w:start w:val="1"/>
+      <w:numFmt w:val="bullet"/>
+      <w:lvlText w:val=""/>
+      <w:lvlJc w:val="left"/>
+      <w:pPr>
+        <w:ind w:left="4320" w:hanging="360"/>
+      </w:pPr>
+      <w:rPr>
+        <w:rFonts w:ascii="Wingdings" w:hAnsi="Wingdings" w:hint="default"/>
+      </w:rPr>
+    </w:lvl>
+    <w:lvl w:ilvl="6" w:tplc="280A0001" w:tentative="1">
+      <w:start w:val="1"/>
+      <w:numFmt w:val="bullet"/>
+      <w:lvlText w:val=""/>
+      <w:lvlJc w:val="left"/>
+      <w:pPr>
+        <w:ind w:left="5040" w:hanging="360"/>
+      </w:pPr>
+      <w:rPr>
+        <w:rFonts w:ascii="Symbol" w:hAnsi="Symbol" w:hint="default"/>
+      </w:rPr>
+    </w:lvl>
+    <w:lvl w:ilvl="7" w:tplc="280A0003" w:tentative="1">
+      <w:start w:val="1"/>
+      <w:numFmt w:val="bullet"/>
+      <w:lvlText w:val="o"/>
+      <w:lvlJc w:val="left"/>
+      <w:pPr>
+        <w:ind w:left="5760" w:hanging="360"/>
+      </w:pPr>
+      <w:rPr>
+        <w:rFonts w:ascii="Courier New" w:hAnsi="Courier New" w:cs="Courier New" w:hint="default"/>
+      </w:rPr>
+    </w:lvl>
+    <w:lvl w:ilvl="8" w:tplc="280A0005" w:tentative="1">
+      <w:start w:val="1"/>
+      <w:numFmt w:val="bullet"/>
+      <w:lvlText w:val=""/>
+      <w:lvlJc w:val="left"/>
+      <w:pPr>
+        <w:ind w:left="6480" w:hanging="360"/>
+      </w:pPr>
+      <w:rPr>
+        <w:rFonts w:ascii="Wingdings" w:hAnsi="Wingdings" w:hint="default"/>
+      </w:rPr>
+    </w:lvl>
+  </w:abstractNum>
+  <w:abstractNum w:abstractNumId="3" w15:restartNumberingAfterBreak="0">
     <w:nsid w:val="179D28C2"/>
     <w:multiLevelType w:val="multilevel"/>
     <w:tmpl w:val="9146BBA8"/>
@@ -2656,7 +3743,7 @@
       </w:rPr>
     </w:lvl>
   </w:abstractNum>
-  <w:abstractNum w:abstractNumId="3" w15:restartNumberingAfterBreak="0">
+  <w:abstractNum w:abstractNumId="4" w15:restartNumberingAfterBreak="0">
     <w:nsid w:val="1EE57519"/>
     <w:multiLevelType w:val="multilevel"/>
     <w:tmpl w:val="35FEA89E"/>
@@ -2769,7 +3856,452 @@
       </w:rPr>
     </w:lvl>
   </w:abstractNum>
-  <w:abstractNum w:abstractNumId="4" w15:restartNumberingAfterBreak="0">
+  <w:abstractNum w:abstractNumId="5" w15:restartNumberingAfterBreak="0">
+    <w:nsid w:val="2CA33516"/>
+    <w:multiLevelType w:val="multilevel"/>
+    <w:tmpl w:val="E034BE8A"/>
+    <w:lvl w:ilvl="0">
+      <w:start w:val="1"/>
+      <w:numFmt w:val="bullet"/>
+      <w:lvlText w:val=""/>
+      <w:lvlJc w:val="left"/>
+      <w:pPr>
+        <w:tabs>
+          <w:tab w:val="num" w:pos="720"/>
+        </w:tabs>
+        <w:ind w:left="720" w:hanging="360"/>
+      </w:pPr>
+      <w:rPr>
+        <w:rFonts w:ascii="Symbol" w:hAnsi="Symbol" w:hint="default"/>
+        <w:sz w:val="20"/>
+      </w:rPr>
+    </w:lvl>
+    <w:lvl w:ilvl="1">
+      <w:start w:val="1"/>
+      <w:numFmt w:val="lowerLetter"/>
+      <w:lvlText w:val="%2."/>
+      <w:lvlJc w:val="left"/>
+      <w:pPr>
+        <w:ind w:left="360" w:hanging="360"/>
+      </w:pPr>
+      <w:rPr>
+        <w:rFonts w:hint="default"/>
+        <w:b w:val="0"/>
+        <w:bCs/>
+      </w:rPr>
+    </w:lvl>
+    <w:lvl w:ilvl="2" w:tentative="1">
+      <w:start w:val="1"/>
+      <w:numFmt w:val="bullet"/>
+      <w:lvlText w:val=""/>
+      <w:lvlJc w:val="left"/>
+      <w:pPr>
+        <w:tabs>
+          <w:tab w:val="num" w:pos="2160"/>
+        </w:tabs>
+        <w:ind w:left="2160" w:hanging="360"/>
+      </w:pPr>
+      <w:rPr>
+        <w:rFonts w:ascii="Wingdings" w:hAnsi="Wingdings" w:hint="default"/>
+        <w:sz w:val="20"/>
+      </w:rPr>
+    </w:lvl>
+    <w:lvl w:ilvl="3" w:tentative="1">
+      <w:start w:val="1"/>
+      <w:numFmt w:val="bullet"/>
+      <w:lvlText w:val=""/>
+      <w:lvlJc w:val="left"/>
+      <w:pPr>
+        <w:tabs>
+          <w:tab w:val="num" w:pos="2880"/>
+        </w:tabs>
+        <w:ind w:left="2880" w:hanging="360"/>
+      </w:pPr>
+      <w:rPr>
+        <w:rFonts w:ascii="Wingdings" w:hAnsi="Wingdings" w:hint="default"/>
+        <w:sz w:val="20"/>
+      </w:rPr>
+    </w:lvl>
+    <w:lvl w:ilvl="4" w:tentative="1">
+      <w:start w:val="1"/>
+      <w:numFmt w:val="bullet"/>
+      <w:lvlText w:val=""/>
+      <w:lvlJc w:val="left"/>
+      <w:pPr>
+        <w:tabs>
+          <w:tab w:val="num" w:pos="3600"/>
+        </w:tabs>
+        <w:ind w:left="3600" w:hanging="360"/>
+      </w:pPr>
+      <w:rPr>
+        <w:rFonts w:ascii="Wingdings" w:hAnsi="Wingdings" w:hint="default"/>
+        <w:sz w:val="20"/>
+      </w:rPr>
+    </w:lvl>
+    <w:lvl w:ilvl="5" w:tentative="1">
+      <w:start w:val="1"/>
+      <w:numFmt w:val="bullet"/>
+      <w:lvlText w:val=""/>
+      <w:lvlJc w:val="left"/>
+      <w:pPr>
+        <w:tabs>
+          <w:tab w:val="num" w:pos="4320"/>
+        </w:tabs>
+        <w:ind w:left="4320" w:hanging="360"/>
+      </w:pPr>
+      <w:rPr>
+        <w:rFonts w:ascii="Wingdings" w:hAnsi="Wingdings" w:hint="default"/>
+        <w:sz w:val="20"/>
+      </w:rPr>
+    </w:lvl>
+    <w:lvl w:ilvl="6" w:tentative="1">
+      <w:start w:val="1"/>
+      <w:numFmt w:val="bullet"/>
+      <w:lvlText w:val=""/>
+      <w:lvlJc w:val="left"/>
+      <w:pPr>
+        <w:tabs>
+          <w:tab w:val="num" w:pos="5040"/>
+        </w:tabs>
+        <w:ind w:left="5040" w:hanging="360"/>
+      </w:pPr>
+      <w:rPr>
+        <w:rFonts w:ascii="Wingdings" w:hAnsi="Wingdings" w:hint="default"/>
+        <w:sz w:val="20"/>
+      </w:rPr>
+    </w:lvl>
+    <w:lvl w:ilvl="7" w:tentative="1">
+      <w:start w:val="1"/>
+      <w:numFmt w:val="bullet"/>
+      <w:lvlText w:val=""/>
+      <w:lvlJc w:val="left"/>
+      <w:pPr>
+        <w:tabs>
+          <w:tab w:val="num" w:pos="5760"/>
+        </w:tabs>
+        <w:ind w:left="5760" w:hanging="360"/>
+      </w:pPr>
+      <w:rPr>
+        <w:rFonts w:ascii="Wingdings" w:hAnsi="Wingdings" w:hint="default"/>
+        <w:sz w:val="20"/>
+      </w:rPr>
+    </w:lvl>
+    <w:lvl w:ilvl="8" w:tentative="1">
+      <w:start w:val="1"/>
+      <w:numFmt w:val="bullet"/>
+      <w:lvlText w:val=""/>
+      <w:lvlJc w:val="left"/>
+      <w:pPr>
+        <w:tabs>
+          <w:tab w:val="num" w:pos="6480"/>
+        </w:tabs>
+        <w:ind w:left="6480" w:hanging="360"/>
+      </w:pPr>
+      <w:rPr>
+        <w:rFonts w:ascii="Wingdings" w:hAnsi="Wingdings" w:hint="default"/>
+        <w:sz w:val="20"/>
+      </w:rPr>
+    </w:lvl>
+  </w:abstractNum>
+  <w:abstractNum w:abstractNumId="6" w15:restartNumberingAfterBreak="0">
+    <w:nsid w:val="34A4333F"/>
+    <w:multiLevelType w:val="multilevel"/>
+    <w:tmpl w:val="8E32A6B8"/>
+    <w:lvl w:ilvl="0">
+      <w:start w:val="1"/>
+      <w:numFmt w:val="bullet"/>
+      <w:lvlText w:val=""/>
+      <w:lvlJc w:val="left"/>
+      <w:pPr>
+        <w:tabs>
+          <w:tab w:val="num" w:pos="720"/>
+        </w:tabs>
+        <w:ind w:left="720" w:hanging="360"/>
+      </w:pPr>
+      <w:rPr>
+        <w:rFonts w:ascii="Symbol" w:hAnsi="Symbol" w:hint="default"/>
+        <w:sz w:val="20"/>
+      </w:rPr>
+    </w:lvl>
+    <w:lvl w:ilvl="1" w:tentative="1">
+      <w:start w:val="1"/>
+      <w:numFmt w:val="bullet"/>
+      <w:lvlText w:val="o"/>
+      <w:lvlJc w:val="left"/>
+      <w:pPr>
+        <w:tabs>
+          <w:tab w:val="num" w:pos="1440"/>
+        </w:tabs>
+        <w:ind w:left="1440" w:hanging="360"/>
+      </w:pPr>
+      <w:rPr>
+        <w:rFonts w:ascii="Courier New" w:hAnsi="Courier New" w:hint="default"/>
+        <w:sz w:val="20"/>
+      </w:rPr>
+    </w:lvl>
+    <w:lvl w:ilvl="2" w:tentative="1">
+      <w:start w:val="1"/>
+      <w:numFmt w:val="bullet"/>
+      <w:lvlText w:val=""/>
+      <w:lvlJc w:val="left"/>
+      <w:pPr>
+        <w:tabs>
+          <w:tab w:val="num" w:pos="2160"/>
+        </w:tabs>
+        <w:ind w:left="2160" w:hanging="360"/>
+      </w:pPr>
+      <w:rPr>
+        <w:rFonts w:ascii="Wingdings" w:hAnsi="Wingdings" w:hint="default"/>
+        <w:sz w:val="20"/>
+      </w:rPr>
+    </w:lvl>
+    <w:lvl w:ilvl="3" w:tentative="1">
+      <w:start w:val="1"/>
+      <w:numFmt w:val="bullet"/>
+      <w:lvlText w:val=""/>
+      <w:lvlJc w:val="left"/>
+      <w:pPr>
+        <w:tabs>
+          <w:tab w:val="num" w:pos="2880"/>
+        </w:tabs>
+        <w:ind w:left="2880" w:hanging="360"/>
+      </w:pPr>
+      <w:rPr>
+        <w:rFonts w:ascii="Wingdings" w:hAnsi="Wingdings" w:hint="default"/>
+        <w:sz w:val="20"/>
+      </w:rPr>
+    </w:lvl>
+    <w:lvl w:ilvl="4" w:tentative="1">
+      <w:start w:val="1"/>
+      <w:numFmt w:val="bullet"/>
+      <w:lvlText w:val=""/>
+      <w:lvlJc w:val="left"/>
+      <w:pPr>
+        <w:tabs>
+          <w:tab w:val="num" w:pos="3600"/>
+        </w:tabs>
+        <w:ind w:left="3600" w:hanging="360"/>
+      </w:pPr>
+      <w:rPr>
+        <w:rFonts w:ascii="Wingdings" w:hAnsi="Wingdings" w:hint="default"/>
+        <w:sz w:val="20"/>
+      </w:rPr>
+    </w:lvl>
+    <w:lvl w:ilvl="5" w:tentative="1">
+      <w:start w:val="1"/>
+      <w:numFmt w:val="bullet"/>
+      <w:lvlText w:val=""/>
+      <w:lvlJc w:val="left"/>
+      <w:pPr>
+        <w:tabs>
+          <w:tab w:val="num" w:pos="4320"/>
+        </w:tabs>
+        <w:ind w:left="4320" w:hanging="360"/>
+      </w:pPr>
+      <w:rPr>
+        <w:rFonts w:ascii="Wingdings" w:hAnsi="Wingdings" w:hint="default"/>
+        <w:sz w:val="20"/>
+      </w:rPr>
+    </w:lvl>
+    <w:lvl w:ilvl="6" w:tentative="1">
+      <w:start w:val="1"/>
+      <w:numFmt w:val="bullet"/>
+      <w:lvlText w:val=""/>
+      <w:lvlJc w:val="left"/>
+      <w:pPr>
+        <w:tabs>
+          <w:tab w:val="num" w:pos="5040"/>
+        </w:tabs>
+        <w:ind w:left="5040" w:hanging="360"/>
+      </w:pPr>
+      <w:rPr>
+        <w:rFonts w:ascii="Wingdings" w:hAnsi="Wingdings" w:hint="default"/>
+        <w:sz w:val="20"/>
+      </w:rPr>
+    </w:lvl>
+    <w:lvl w:ilvl="7" w:tentative="1">
+      <w:start w:val="1"/>
+      <w:numFmt w:val="bullet"/>
+      <w:lvlText w:val=""/>
+      <w:lvlJc w:val="left"/>
+      <w:pPr>
+        <w:tabs>
+          <w:tab w:val="num" w:pos="5760"/>
+        </w:tabs>
+        <w:ind w:left="5760" w:hanging="360"/>
+      </w:pPr>
+      <w:rPr>
+        <w:rFonts w:ascii="Wingdings" w:hAnsi="Wingdings" w:hint="default"/>
+        <w:sz w:val="20"/>
+      </w:rPr>
+    </w:lvl>
+    <w:lvl w:ilvl="8" w:tentative="1">
+      <w:start w:val="1"/>
+      <w:numFmt w:val="bullet"/>
+      <w:lvlText w:val=""/>
+      <w:lvlJc w:val="left"/>
+      <w:pPr>
+        <w:tabs>
+          <w:tab w:val="num" w:pos="6480"/>
+        </w:tabs>
+        <w:ind w:left="6480" w:hanging="360"/>
+      </w:pPr>
+      <w:rPr>
+        <w:rFonts w:ascii="Wingdings" w:hAnsi="Wingdings" w:hint="default"/>
+        <w:sz w:val="20"/>
+      </w:rPr>
+    </w:lvl>
+  </w:abstractNum>
+  <w:abstractNum w:abstractNumId="7" w15:restartNumberingAfterBreak="0">
+    <w:nsid w:val="4902261F"/>
+    <w:multiLevelType w:val="multilevel"/>
+    <w:tmpl w:val="58E250F2"/>
+    <w:lvl w:ilvl="0">
+      <w:start w:val="1"/>
+      <w:numFmt w:val="bullet"/>
+      <w:lvlText w:val=""/>
+      <w:lvlJc w:val="left"/>
+      <w:pPr>
+        <w:tabs>
+          <w:tab w:val="num" w:pos="720"/>
+        </w:tabs>
+        <w:ind w:left="720" w:hanging="360"/>
+      </w:pPr>
+      <w:rPr>
+        <w:rFonts w:ascii="Symbol" w:hAnsi="Symbol" w:hint="default"/>
+        <w:sz w:val="20"/>
+      </w:rPr>
+    </w:lvl>
+    <w:lvl w:ilvl="1" w:tentative="1">
+      <w:start w:val="1"/>
+      <w:numFmt w:val="bullet"/>
+      <w:lvlText w:val="o"/>
+      <w:lvlJc w:val="left"/>
+      <w:pPr>
+        <w:tabs>
+          <w:tab w:val="num" w:pos="1440"/>
+        </w:tabs>
+        <w:ind w:left="1440" w:hanging="360"/>
+      </w:pPr>
+      <w:rPr>
+        <w:rFonts w:ascii="Courier New" w:hAnsi="Courier New" w:hint="default"/>
+        <w:sz w:val="20"/>
+      </w:rPr>
+    </w:lvl>
+    <w:lvl w:ilvl="2" w:tentative="1">
+      <w:start w:val="1"/>
+      <w:numFmt w:val="bullet"/>
+      <w:lvlText w:val=""/>
+      <w:lvlJc w:val="left"/>
+      <w:pPr>
+        <w:tabs>
+          <w:tab w:val="num" w:pos="2160"/>
+        </w:tabs>
+        <w:ind w:left="2160" w:hanging="360"/>
+      </w:pPr>
+      <w:rPr>
+        <w:rFonts w:ascii="Wingdings" w:hAnsi="Wingdings" w:hint="default"/>
+        <w:sz w:val="20"/>
+      </w:rPr>
+    </w:lvl>
+    <w:lvl w:ilvl="3" w:tentative="1">
+      <w:start w:val="1"/>
+      <w:numFmt w:val="bullet"/>
+      <w:lvlText w:val=""/>
+      <w:lvlJc w:val="left"/>
+      <w:pPr>
+        <w:tabs>
+          <w:tab w:val="num" w:pos="2880"/>
+        </w:tabs>
+        <w:ind w:left="2880" w:hanging="360"/>
+      </w:pPr>
+      <w:rPr>
+        <w:rFonts w:ascii="Wingdings" w:hAnsi="Wingdings" w:hint="default"/>
+        <w:sz w:val="20"/>
+      </w:rPr>
+    </w:lvl>
+    <w:lvl w:ilvl="4" w:tentative="1">
+      <w:start w:val="1"/>
+      <w:numFmt w:val="bullet"/>
+      <w:lvlText w:val=""/>
+      <w:lvlJc w:val="left"/>
+      <w:pPr>
+        <w:tabs>
+          <w:tab w:val="num" w:pos="3600"/>
+        </w:tabs>
+        <w:ind w:left="3600" w:hanging="360"/>
+      </w:pPr>
+      <w:rPr>
+        <w:rFonts w:ascii="Wingdings" w:hAnsi="Wingdings" w:hint="default"/>
+        <w:sz w:val="20"/>
+      </w:rPr>
+    </w:lvl>
+    <w:lvl w:ilvl="5" w:tentative="1">
+      <w:start w:val="1"/>
+      <w:numFmt w:val="bullet"/>
+      <w:lvlText w:val=""/>
+      <w:lvlJc w:val="left"/>
+      <w:pPr>
+        <w:tabs>
+          <w:tab w:val="num" w:pos="4320"/>
+        </w:tabs>
+        <w:ind w:left="4320" w:hanging="360"/>
+      </w:pPr>
+      <w:rPr>
+        <w:rFonts w:ascii="Wingdings" w:hAnsi="Wingdings" w:hint="default"/>
+        <w:sz w:val="20"/>
+      </w:rPr>
+    </w:lvl>
+    <w:lvl w:ilvl="6" w:tentative="1">
+      <w:start w:val="1"/>
+      <w:numFmt w:val="bullet"/>
+      <w:lvlText w:val=""/>
+      <w:lvlJc w:val="left"/>
+      <w:pPr>
+        <w:tabs>
+          <w:tab w:val="num" w:pos="5040"/>
+        </w:tabs>
+        <w:ind w:left="5040" w:hanging="360"/>
+      </w:pPr>
+      <w:rPr>
+        <w:rFonts w:ascii="Wingdings" w:hAnsi="Wingdings" w:hint="default"/>
+        <w:sz w:val="20"/>
+      </w:rPr>
+    </w:lvl>
+    <w:lvl w:ilvl="7" w:tentative="1">
+      <w:start w:val="1"/>
+      <w:numFmt w:val="bullet"/>
+      <w:lvlText w:val=""/>
+      <w:lvlJc w:val="left"/>
+      <w:pPr>
+        <w:tabs>
+          <w:tab w:val="num" w:pos="5760"/>
+        </w:tabs>
+        <w:ind w:left="5760" w:hanging="360"/>
+      </w:pPr>
+      <w:rPr>
+        <w:rFonts w:ascii="Wingdings" w:hAnsi="Wingdings" w:hint="default"/>
+        <w:sz w:val="20"/>
+      </w:rPr>
+    </w:lvl>
+    <w:lvl w:ilvl="8" w:tentative="1">
+      <w:start w:val="1"/>
+      <w:numFmt w:val="bullet"/>
+      <w:lvlText w:val=""/>
+      <w:lvlJc w:val="left"/>
+      <w:pPr>
+        <w:tabs>
+          <w:tab w:val="num" w:pos="6480"/>
+        </w:tabs>
+        <w:ind w:left="6480" w:hanging="360"/>
+      </w:pPr>
+      <w:rPr>
+        <w:rFonts w:ascii="Wingdings" w:hAnsi="Wingdings" w:hint="default"/>
+        <w:sz w:val="20"/>
+      </w:rPr>
+    </w:lvl>
+  </w:abstractNum>
+  <w:abstractNum w:abstractNumId="8" w15:restartNumberingAfterBreak="0">
     <w:nsid w:val="52B12627"/>
     <w:multiLevelType w:val="hybridMultilevel"/>
     <w:tmpl w:val="0F021420"/>
@@ -2881,7 +4413,121 @@
       </w:rPr>
     </w:lvl>
   </w:abstractNum>
-  <w:abstractNum w:abstractNumId="5" w15:restartNumberingAfterBreak="0">
+  <w:abstractNum w:abstractNumId="9" w15:restartNumberingAfterBreak="0">
+    <w:nsid w:val="5D6B2510"/>
+    <w:multiLevelType w:val="hybridMultilevel"/>
+    <w:tmpl w:val="C4E2AF58"/>
+    <w:lvl w:ilvl="0" w:tplc="CFAED73C">
+      <w:numFmt w:val="bullet"/>
+      <w:lvlText w:val="-"/>
+      <w:lvlJc w:val="left"/>
+      <w:pPr>
+        <w:ind w:left="501" w:hanging="360"/>
+      </w:pPr>
+      <w:rPr>
+        <w:rFonts w:ascii="Arial" w:eastAsia="Arial" w:hAnsi="Arial" w:cs="Arial" w:hint="default"/>
+        <w:b/>
+        <w:bCs/>
+      </w:rPr>
+    </w:lvl>
+    <w:lvl w:ilvl="1" w:tplc="280A0003" w:tentative="1">
+      <w:start w:val="1"/>
+      <w:numFmt w:val="bullet"/>
+      <w:lvlText w:val="o"/>
+      <w:lvlJc w:val="left"/>
+      <w:pPr>
+        <w:ind w:left="1221" w:hanging="360"/>
+      </w:pPr>
+      <w:rPr>
+        <w:rFonts w:ascii="Courier New" w:hAnsi="Courier New" w:cs="Courier New" w:hint="default"/>
+      </w:rPr>
+    </w:lvl>
+    <w:lvl w:ilvl="2" w:tplc="280A0005" w:tentative="1">
+      <w:start w:val="1"/>
+      <w:numFmt w:val="bullet"/>
+      <w:lvlText w:val=""/>
+      <w:lvlJc w:val="left"/>
+      <w:pPr>
+        <w:ind w:left="1941" w:hanging="360"/>
+      </w:pPr>
+      <w:rPr>
+        <w:rFonts w:ascii="Wingdings" w:hAnsi="Wingdings" w:hint="default"/>
+      </w:rPr>
+    </w:lvl>
+    <w:lvl w:ilvl="3" w:tplc="280A0001" w:tentative="1">
+      <w:start w:val="1"/>
+      <w:numFmt w:val="bullet"/>
+      <w:lvlText w:val=""/>
+      <w:lvlJc w:val="left"/>
+      <w:pPr>
+        <w:ind w:left="2661" w:hanging="360"/>
+      </w:pPr>
+      <w:rPr>
+        <w:rFonts w:ascii="Symbol" w:hAnsi="Symbol" w:hint="default"/>
+      </w:rPr>
+    </w:lvl>
+    <w:lvl w:ilvl="4" w:tplc="280A0003" w:tentative="1">
+      <w:start w:val="1"/>
+      <w:numFmt w:val="bullet"/>
+      <w:lvlText w:val="o"/>
+      <w:lvlJc w:val="left"/>
+      <w:pPr>
+        <w:ind w:left="3381" w:hanging="360"/>
+      </w:pPr>
+      <w:rPr>
+        <w:rFonts w:ascii="Courier New" w:hAnsi="Courier New" w:cs="Courier New" w:hint="default"/>
+      </w:rPr>
+    </w:lvl>
+    <w:lvl w:ilvl="5" w:tplc="280A0005" w:tentative="1">
+      <w:start w:val="1"/>
+      <w:numFmt w:val="bullet"/>
+      <w:lvlText w:val=""/>
+      <w:lvlJc w:val="left"/>
+      <w:pPr>
+        <w:ind w:left="4101" w:hanging="360"/>
+      </w:pPr>
+      <w:rPr>
+        <w:rFonts w:ascii="Wingdings" w:hAnsi="Wingdings" w:hint="default"/>
+      </w:rPr>
+    </w:lvl>
+    <w:lvl w:ilvl="6" w:tplc="280A0001" w:tentative="1">
+      <w:start w:val="1"/>
+      <w:numFmt w:val="bullet"/>
+      <w:lvlText w:val=""/>
+      <w:lvlJc w:val="left"/>
+      <w:pPr>
+        <w:ind w:left="4821" w:hanging="360"/>
+      </w:pPr>
+      <w:rPr>
+        <w:rFonts w:ascii="Symbol" w:hAnsi="Symbol" w:hint="default"/>
+      </w:rPr>
+    </w:lvl>
+    <w:lvl w:ilvl="7" w:tplc="280A0003" w:tentative="1">
+      <w:start w:val="1"/>
+      <w:numFmt w:val="bullet"/>
+      <w:lvlText w:val="o"/>
+      <w:lvlJc w:val="left"/>
+      <w:pPr>
+        <w:ind w:left="5541" w:hanging="360"/>
+      </w:pPr>
+      <w:rPr>
+        <w:rFonts w:ascii="Courier New" w:hAnsi="Courier New" w:cs="Courier New" w:hint="default"/>
+      </w:rPr>
+    </w:lvl>
+    <w:lvl w:ilvl="8" w:tplc="280A0005" w:tentative="1">
+      <w:start w:val="1"/>
+      <w:numFmt w:val="bullet"/>
+      <w:lvlText w:val=""/>
+      <w:lvlJc w:val="left"/>
+      <w:pPr>
+        <w:ind w:left="6261" w:hanging="360"/>
+      </w:pPr>
+      <w:rPr>
+        <w:rFonts w:ascii="Wingdings" w:hAnsi="Wingdings" w:hint="default"/>
+      </w:rPr>
+    </w:lvl>
+  </w:abstractNum>
+  <w:abstractNum w:abstractNumId="10" w15:restartNumberingAfterBreak="0">
     <w:nsid w:val="5FF75940"/>
     <w:multiLevelType w:val="multilevel"/>
     <w:tmpl w:val="634CCFEC"/>
@@ -2994,7 +4640,156 @@
       </w:rPr>
     </w:lvl>
   </w:abstractNum>
-  <w:abstractNum w:abstractNumId="6" w15:restartNumberingAfterBreak="0">
+  <w:abstractNum w:abstractNumId="11" w15:restartNumberingAfterBreak="0">
+    <w:nsid w:val="61D5632D"/>
+    <w:multiLevelType w:val="multilevel"/>
+    <w:tmpl w:val="E7B8255E"/>
+    <w:lvl w:ilvl="0">
+      <w:start w:val="1"/>
+      <w:numFmt w:val="bullet"/>
+      <w:lvlText w:val=""/>
+      <w:lvlJc w:val="left"/>
+      <w:pPr>
+        <w:tabs>
+          <w:tab w:val="num" w:pos="720"/>
+        </w:tabs>
+        <w:ind w:left="720" w:hanging="360"/>
+      </w:pPr>
+      <w:rPr>
+        <w:rFonts w:ascii="Symbol" w:hAnsi="Symbol" w:hint="default"/>
+        <w:sz w:val="20"/>
+      </w:rPr>
+    </w:lvl>
+    <w:lvl w:ilvl="1" w:tentative="1">
+      <w:start w:val="1"/>
+      <w:numFmt w:val="bullet"/>
+      <w:lvlText w:val="o"/>
+      <w:lvlJc w:val="left"/>
+      <w:pPr>
+        <w:tabs>
+          <w:tab w:val="num" w:pos="1440"/>
+        </w:tabs>
+        <w:ind w:left="1440" w:hanging="360"/>
+      </w:pPr>
+      <w:rPr>
+        <w:rFonts w:ascii="Courier New" w:hAnsi="Courier New" w:hint="default"/>
+        <w:sz w:val="20"/>
+      </w:rPr>
+    </w:lvl>
+    <w:lvl w:ilvl="2" w:tentative="1">
+      <w:start w:val="1"/>
+      <w:numFmt w:val="bullet"/>
+      <w:lvlText w:val=""/>
+      <w:lvlJc w:val="left"/>
+      <w:pPr>
+        <w:tabs>
+          <w:tab w:val="num" w:pos="2160"/>
+        </w:tabs>
+        <w:ind w:left="2160" w:hanging="360"/>
+      </w:pPr>
+      <w:rPr>
+        <w:rFonts w:ascii="Wingdings" w:hAnsi="Wingdings" w:hint="default"/>
+        <w:sz w:val="20"/>
+      </w:rPr>
+    </w:lvl>
+    <w:lvl w:ilvl="3" w:tentative="1">
+      <w:start w:val="1"/>
+      <w:numFmt w:val="bullet"/>
+      <w:lvlText w:val=""/>
+      <w:lvlJc w:val="left"/>
+      <w:pPr>
+        <w:tabs>
+          <w:tab w:val="num" w:pos="2880"/>
+        </w:tabs>
+        <w:ind w:left="2880" w:hanging="360"/>
+      </w:pPr>
+      <w:rPr>
+        <w:rFonts w:ascii="Wingdings" w:hAnsi="Wingdings" w:hint="default"/>
+        <w:sz w:val="20"/>
+      </w:rPr>
+    </w:lvl>
+    <w:lvl w:ilvl="4" w:tentative="1">
+      <w:start w:val="1"/>
+      <w:numFmt w:val="bullet"/>
+      <w:lvlText w:val=""/>
+      <w:lvlJc w:val="left"/>
+      <w:pPr>
+        <w:tabs>
+          <w:tab w:val="num" w:pos="3600"/>
+        </w:tabs>
+        <w:ind w:left="3600" w:hanging="360"/>
+      </w:pPr>
+      <w:rPr>
+        <w:rFonts w:ascii="Wingdings" w:hAnsi="Wingdings" w:hint="default"/>
+        <w:sz w:val="20"/>
+      </w:rPr>
+    </w:lvl>
+    <w:lvl w:ilvl="5" w:tentative="1">
+      <w:start w:val="1"/>
+      <w:numFmt w:val="bullet"/>
+      <w:lvlText w:val=""/>
+      <w:lvlJc w:val="left"/>
+      <w:pPr>
+        <w:tabs>
+          <w:tab w:val="num" w:pos="4320"/>
+        </w:tabs>
+        <w:ind w:left="4320" w:hanging="360"/>
+      </w:pPr>
+      <w:rPr>
+        <w:rFonts w:ascii="Wingdings" w:hAnsi="Wingdings" w:hint="default"/>
+        <w:sz w:val="20"/>
+      </w:rPr>
+    </w:lvl>
+    <w:lvl w:ilvl="6" w:tentative="1">
+      <w:start w:val="1"/>
+      <w:numFmt w:val="bullet"/>
+      <w:lvlText w:val=""/>
+      <w:lvlJc w:val="left"/>
+      <w:pPr>
+        <w:tabs>
+          <w:tab w:val="num" w:pos="5040"/>
+        </w:tabs>
+        <w:ind w:left="5040" w:hanging="360"/>
+      </w:pPr>
+      <w:rPr>
+        <w:rFonts w:ascii="Wingdings" w:hAnsi="Wingdings" w:hint="default"/>
+        <w:sz w:val="20"/>
+      </w:rPr>
+    </w:lvl>
+    <w:lvl w:ilvl="7" w:tentative="1">
+      <w:start w:val="1"/>
+      <w:numFmt w:val="bullet"/>
+      <w:lvlText w:val=""/>
+      <w:lvlJc w:val="left"/>
+      <w:pPr>
+        <w:tabs>
+          <w:tab w:val="num" w:pos="5760"/>
+        </w:tabs>
+        <w:ind w:left="5760" w:hanging="360"/>
+      </w:pPr>
+      <w:rPr>
+        <w:rFonts w:ascii="Wingdings" w:hAnsi="Wingdings" w:hint="default"/>
+        <w:sz w:val="20"/>
+      </w:rPr>
+    </w:lvl>
+    <w:lvl w:ilvl="8" w:tentative="1">
+      <w:start w:val="1"/>
+      <w:numFmt w:val="bullet"/>
+      <w:lvlText w:val=""/>
+      <w:lvlJc w:val="left"/>
+      <w:pPr>
+        <w:tabs>
+          <w:tab w:val="num" w:pos="6480"/>
+        </w:tabs>
+        <w:ind w:left="6480" w:hanging="360"/>
+      </w:pPr>
+      <w:rPr>
+        <w:rFonts w:ascii="Wingdings" w:hAnsi="Wingdings" w:hint="default"/>
+        <w:sz w:val="20"/>
+      </w:rPr>
+    </w:lvl>
+  </w:abstractNum>
+  <w:abstractNum w:abstractNumId="12" w15:restartNumberingAfterBreak="0">
     <w:nsid w:val="6A4A570D"/>
     <w:multiLevelType w:val="hybridMultilevel"/>
     <w:tmpl w:val="95EE7A5E"/>
@@ -3115,19 +4910,37 @@
     <w:abstractNumId w:val="0"/>
   </w:num>
   <w:num w:numId="3" w16cid:durableId="2114208617">
+    <w:abstractNumId w:val="3"/>
+  </w:num>
+  <w:num w:numId="4" w16cid:durableId="1635865768">
+    <w:abstractNumId w:val="10"/>
+  </w:num>
+  <w:num w:numId="5" w16cid:durableId="1372262462">
+    <w:abstractNumId w:val="4"/>
+  </w:num>
+  <w:num w:numId="6" w16cid:durableId="488406929">
+    <w:abstractNumId w:val="8"/>
+  </w:num>
+  <w:num w:numId="7" w16cid:durableId="966282683">
+    <w:abstractNumId w:val="12"/>
+  </w:num>
+  <w:num w:numId="8" w16cid:durableId="799038037">
+    <w:abstractNumId w:val="6"/>
+  </w:num>
+  <w:num w:numId="9" w16cid:durableId="1376271894">
+    <w:abstractNumId w:val="7"/>
+  </w:num>
+  <w:num w:numId="10" w16cid:durableId="1732850655">
+    <w:abstractNumId w:val="11"/>
+  </w:num>
+  <w:num w:numId="11" w16cid:durableId="2044866557">
+    <w:abstractNumId w:val="5"/>
+  </w:num>
+  <w:num w:numId="12" w16cid:durableId="694422695">
     <w:abstractNumId w:val="2"/>
   </w:num>
-  <w:num w:numId="4" w16cid:durableId="1635865768">
-    <w:abstractNumId w:val="5"/>
-  </w:num>
-  <w:num w:numId="5" w16cid:durableId="1372262462">
-    <w:abstractNumId w:val="3"/>
-  </w:num>
-  <w:num w:numId="6" w16cid:durableId="488406929">
-    <w:abstractNumId w:val="4"/>
-  </w:num>
-  <w:num w:numId="7" w16cid:durableId="966282683">
-    <w:abstractNumId w:val="6"/>
+  <w:num w:numId="13" w16cid:durableId="651251268">
+    <w:abstractNumId w:val="9"/>
   </w:num>
 </w:numbering>
 </file>
@@ -3530,6 +5343,9 @@
   <w:style w:type="paragraph" w:default="1" w:styleId="Normal">
     <w:name w:val="Normal"/>
     <w:qFormat/>
+    <w:rPr>
+      <w:lang w:val="es-PE"/>
+    </w:rPr>
   </w:style>
   <w:style w:type="paragraph" w:styleId="Ttulo1">
     <w:name w:val="heading 1"/>
@@ -3646,7 +5462,6 @@
   <w:style w:type="character" w:default="1" w:styleId="Fuentedeprrafopredeter">
     <w:name w:val="Default Paragraph Font"/>
     <w:uiPriority w:val="1"/>
-    <w:semiHidden/>
     <w:unhideWhenUsed/>
   </w:style>
   <w:style w:type="table" w:default="1" w:styleId="Tablanormal">
@@ -3781,7 +5596,7 @@
       <w:rFonts w:asciiTheme="minorHAnsi" w:eastAsia="Batang" w:hAnsiTheme="minorHAnsi" w:cs="Times New Roman"/>
       <w:sz w:val="20"/>
       <w:szCs w:val="20"/>
-      <w:lang w:val="es-PE" w:eastAsia="es-ES"/>
+      <w:lang w:eastAsia="es-ES"/>
     </w:rPr>
   </w:style>
   <w:style w:type="character" w:customStyle="1" w:styleId="TextoindependienteCar">
@@ -3837,7 +5652,6 @@
       <w:color w:val="365F91" w:themeColor="accent1" w:themeShade="BF"/>
       <w:sz w:val="32"/>
       <w:szCs w:val="32"/>
-      <w:lang w:val="es-PE"/>
     </w:rPr>
   </w:style>
   <w:style w:type="paragraph" w:styleId="TDC3">
@@ -3894,6 +5708,18 @@
     <w:rPr>
       <w:color w:val="800080" w:themeColor="followedHyperlink"/>
       <w:u w:val="single"/>
+    </w:rPr>
+  </w:style>
+  <w:style w:type="character" w:styleId="Mencinsinresolver">
+    <w:name w:val="Unresolved Mention"/>
+    <w:basedOn w:val="Fuentedeprrafopredeter"/>
+    <w:uiPriority w:val="99"/>
+    <w:semiHidden/>
+    <w:unhideWhenUsed/>
+    <w:rsid w:val="00AD2DB1"/>
+    <w:rPr>
+      <w:color w:val="605E5C"/>
+      <w:shd w:val="clear" w:color="auto" w:fill="E1DFDD"/>
     </w:rPr>
   </w:style>
 </w:styles>

--- a/ProyectoTM/InformeProyecto.docx
+++ b/ProyectoTM/InformeProyecto.docx
@@ -22,10 +22,11 @@
       <w:bookmarkStart w:id="4" w:name="_Toc232930520"/>
       <w:r>
         <w:rPr>
+          <w:noProof/>
           <w:lang w:bidi="he-IL"/>
         </w:rPr>
         <w:drawing>
-          <wp:anchor distT="0" distB="0" distL="114300" distR="114300" simplePos="0" relativeHeight="251660288" behindDoc="0" locked="0" layoutInCell="1" allowOverlap="1" wp14:anchorId="5192D0D5" wp14:editId="6F2C7230">
+          <wp:anchor distT="0" distB="0" distL="114300" distR="114300" simplePos="0" relativeHeight="251660288" behindDoc="0" locked="0" layoutInCell="1" allowOverlap="1" wp14:anchorId="5192D0D5" wp14:editId="0D29127B">
             <wp:simplePos x="0" y="0"/>
             <wp:positionH relativeFrom="margin">
               <wp:align>center</wp:align>
@@ -83,6 +84,7 @@
       </w:r>
       <w:r>
         <w:rPr>
+          <w:noProof/>
           <w:color w:val="262626"/>
           <w:sz w:val="18"/>
           <w:szCs w:val="18"/>
@@ -2678,13 +2680,7 @@
         </w:numPr>
       </w:pPr>
       <w:r>
-        <w:t>Wireframe</w:t>
-      </w:r>
-      <w:r>
-        <w:t xml:space="preserve"> y</w:t>
-      </w:r>
-      <w:r>
-        <w:t xml:space="preserve"> Sitemap del sitio web.</w:t>
+        <w:t>Wireframe y Sitemap del sitio web.</w:t>
       </w:r>
     </w:p>
     <w:p>
@@ -2718,25 +2714,7 @@
         </w:numPr>
       </w:pPr>
       <w:r>
-        <w:t>El desarrollo de la tienda virtual permitió aplicar los conocimientos adquiridos sobre HTML5, CSS3, Bootstrap y JavaScript, logrando una plataforma funcional, organizada</w:t>
-      </w:r>
-      <w:r>
-        <w:t>,</w:t>
-      </w:r>
-      <w:r>
-        <w:t xml:space="preserve"> adaptable</w:t>
-      </w:r>
-      <w:r>
-        <w:t xml:space="preserve"> </w:t>
-      </w:r>
-      <w:r>
-        <w:t xml:space="preserve">y </w:t>
-      </w:r>
-      <w:r>
-        <w:t>de fácil</w:t>
-      </w:r>
-      <w:r>
-        <w:t xml:space="preserve"> mantenimiento</w:t>
+        <w:t>El desarrollo de la tienda virtual permitió aplicar los conocimientos adquiridos sobre HTML5, CSS3, Bootstrap y JavaScript, logrando una plataforma funcional, organizada, adaptable y de fácil mantenimiento</w:t>
       </w:r>
     </w:p>
     <w:p>
@@ -2954,6 +2932,7 @@
           <w:bCs/>
           <w:sz w:val="28"/>
           <w:szCs w:val="28"/>
+          <w:lang w:val="en-GB"/>
         </w:rPr>
       </w:pPr>
       <w:bookmarkStart w:id="23" w:name="_Toc232930530"/>
@@ -2963,6 +2942,7 @@
           <w:bCs/>
           <w:sz w:val="28"/>
           <w:szCs w:val="28"/>
+          <w:lang w:val="en-GB"/>
         </w:rPr>
         <w:t>B</w:t>
       </w:r>
@@ -2972,6 +2952,7 @@
           <w:bCs/>
           <w:sz w:val="28"/>
           <w:szCs w:val="28"/>
+          <w:lang w:val="en-GB"/>
         </w:rPr>
         <w:t>i</w:t>
       </w:r>
@@ -2981,59 +2962,89 @@
           <w:bCs/>
           <w:sz w:val="28"/>
           <w:szCs w:val="28"/>
+          <w:lang w:val="en-GB"/>
         </w:rPr>
         <w:t>bliografía</w:t>
       </w:r>
       <w:bookmarkEnd w:id="23"/>
     </w:p>
     <w:p>
+      <w:pPr>
+        <w:rPr>
+          <w:lang w:val="en-GB"/>
+        </w:rPr>
+      </w:pPr>
       <w:r>
         <w:rPr>
           <w:i/>
           <w:iCs/>
+          <w:lang w:val="en-GB"/>
         </w:rPr>
         <w:t>CSS: Cascading Style Sheets</w:t>
       </w:r>
       <w:r>
+        <w:rPr>
+          <w:lang w:val="en-GB"/>
+        </w:rPr>
         <w:t xml:space="preserve">. </w:t>
       </w:r>
       <w:hyperlink r:id="rId9" w:tgtFrame="_new" w:history="1">
         <w:r>
           <w:rPr>
             <w:rStyle w:val="Hipervnculo"/>
+            <w:lang w:val="en-GB"/>
           </w:rPr>
           <w:t>https://developer.mozilla.org/es/docs/Web/CSS</w:t>
         </w:r>
       </w:hyperlink>
       <w:r>
+        <w:rPr>
+          <w:lang w:val="en-GB"/>
+        </w:rPr>
         <w:t xml:space="preserve"> </w:t>
       </w:r>
     </w:p>
     <w:p>
+      <w:pPr>
+        <w:rPr>
+          <w:lang w:val="en-GB"/>
+        </w:rPr>
+      </w:pPr>
       <w:r>
         <w:rPr>
           <w:i/>
           <w:iCs/>
+          <w:lang w:val="en-GB"/>
         </w:rPr>
         <w:t>JavaScript</w:t>
       </w:r>
       <w:r>
+        <w:rPr>
+          <w:lang w:val="en-GB"/>
+        </w:rPr>
         <w:t xml:space="preserve">. </w:t>
       </w:r>
       <w:hyperlink r:id="rId10" w:tgtFrame="_new" w:history="1">
         <w:r>
           <w:rPr>
             <w:rStyle w:val="Hipervnculo"/>
+            <w:lang w:val="en-GB"/>
           </w:rPr>
           <w:t>https://developer.mozilla.org/es/docs/Web/JavaScript</w:t>
         </w:r>
       </w:hyperlink>
       <w:r>
+        <w:rPr>
+          <w:lang w:val="en-GB"/>
+        </w:rPr>
         <w:t xml:space="preserve"> </w:t>
       </w:r>
     </w:p>
     <w:p>
       <w:r>
+        <w:rPr>
+          <w:lang w:val="en-GB"/>
+        </w:rPr>
         <w:t xml:space="preserve">Bootstrap Team. </w:t>
       </w:r>
       <w:hyperlink r:id="rId11" w:tgtFrame="_new" w:history="1">
@@ -3072,48 +3083,52 @@
       </w:r>
     </w:p>
     <w:p>
+      <w:pPr>
+        <w:rPr>
+          <w:lang w:val="en-GB"/>
+        </w:rPr>
+      </w:pPr>
       <w:r>
         <w:rPr>
           <w:i/>
           <w:iCs/>
+          <w:lang w:val="en-GB"/>
         </w:rPr>
         <w:t>JavaScript Tutorial</w:t>
       </w:r>
       <w:r>
+        <w:rPr>
+          <w:lang w:val="en-GB"/>
+        </w:rPr>
         <w:t xml:space="preserve">. </w:t>
       </w:r>
       <w:hyperlink r:id="rId13" w:tgtFrame="_new" w:history="1">
         <w:r>
           <w:rPr>
             <w:rStyle w:val="Hipervnculo"/>
+            <w:lang w:val="en-GB"/>
           </w:rPr>
-          <w:t>https://www.w3schools.</w:t>
-        </w:r>
-        <w:r>
-          <w:rPr>
-            <w:rStyle w:val="Hipervnculo"/>
-          </w:rPr>
-          <w:t>c</w:t>
-        </w:r>
-        <w:r>
-          <w:rPr>
-            <w:rStyle w:val="Hipervnculo"/>
-          </w:rPr>
-          <w:t>om/js/</w:t>
+          <w:t>https://www.w3schools.com/js/</w:t>
         </w:r>
       </w:hyperlink>
     </w:p>
     <w:p>
-      <w:r>
-        <w:t>Ecommerce</w:t>
-      </w:r>
-      <w:r>
-        <w:t xml:space="preserve">. </w:t>
+      <w:pPr>
+        <w:rPr>
+          <w:lang w:val="en-GB"/>
+        </w:rPr>
+      </w:pPr>
+      <w:r>
+        <w:rPr>
+          <w:lang w:val="en-GB"/>
+        </w:rPr>
+        <w:t xml:space="preserve">Ecommerce. </w:t>
       </w:r>
       <w:hyperlink r:id="rId14" w:history="1">
         <w:r>
           <w:rPr>
             <w:rStyle w:val="Hipervnculo"/>
+            <w:lang w:val="en-GB"/>
           </w:rPr>
           <w:t>https://www.capece.org.pe/observatorio-ecommerce/</w:t>
         </w:r>
@@ -3121,6 +3136,9 @@
     </w:p>
     <w:p>
       <w:r>
+        <w:rPr>
+          <w:lang w:val="en-GB"/>
+        </w:rPr>
         <w:t xml:space="preserve">Perú Retail. </w:t>
       </w:r>
       <w:hyperlink r:id="rId15" w:history="1">
@@ -3175,14 +3193,14 @@
       <w:r>
         <w:t xml:space="preserve">Wireframe </w:t>
       </w:r>
+      <w:r>
+        <w:t>de Baja Fidelidad</w:t>
+      </w:r>
     </w:p>
     <w:p>
       <w:pPr>
         <w:pStyle w:val="Prrafodelista"/>
         <w:ind w:left="360"/>
-        <w:rPr>
-          <w:lang w:val="en-GB"/>
-        </w:rPr>
       </w:pPr>
       <w:hyperlink r:id="rId16" w:history="1">
         <w:r>
@@ -3193,8 +3211,422 @@
         </w:r>
       </w:hyperlink>
     </w:p>
+    <w:p/>
+    <w:p>
+      <w:pPr>
+        <w:pStyle w:val="Prrafodelista"/>
+        <w:numPr>
+          <w:ilvl w:val="1"/>
+          <w:numId w:val="11"/>
+        </w:numPr>
+      </w:pPr>
+      <w:r>
+        <w:t>Sitemap</w:t>
+      </w:r>
+    </w:p>
+    <w:p>
+      <w:pPr>
+        <w:pStyle w:val="Prrafodelista"/>
+        <w:ind w:left="360"/>
+      </w:pPr>
+      <w:hyperlink r:id="rId17" w:history="1">
+        <w:r>
+          <w:rPr>
+            <w:rStyle w:val="Hipervnculo"/>
+          </w:rPr>
+          <w:t>https://whimsical.com/tienda-de-muebles/sitemap-RvTAJFfhNJEuoogwbYXUaC@6HYTAunKLgTW6gzYB9XmnwiQ1VYp1LUapFt8bwiyb2SWPXN</w:t>
+        </w:r>
+      </w:hyperlink>
+    </w:p>
+    <w:p/>
+    <w:p/>
+    <w:p/>
+    <w:p/>
+    <w:p/>
+    <w:p>
+      <w:pPr>
+        <w:pStyle w:val="Prrafodelista"/>
+        <w:numPr>
+          <w:ilvl w:val="1"/>
+          <w:numId w:val="11"/>
+        </w:numPr>
+      </w:pPr>
+      <w:r>
+        <w:lastRenderedPageBreak/>
+        <w:t>Wireframe de Alta Fidelidad</w:t>
+      </w:r>
+    </w:p>
+    <w:p>
+      <w:pPr>
+        <w:pStyle w:val="Prrafodelista"/>
+        <w:ind w:left="360"/>
+      </w:pPr>
+    </w:p>
+    <w:p>
+      <w:pPr>
+        <w:pStyle w:val="Prrafodelista"/>
+        <w:ind w:left="360"/>
+        <w:rPr>
+          <w:noProof/>
+        </w:rPr>
+      </w:pPr>
+      <w:r>
+        <w:rPr>
+          <w:noProof/>
+        </w:rPr>
+        <w:drawing>
+          <wp:anchor distT="0" distB="0" distL="114300" distR="114300" simplePos="0" relativeHeight="251661312" behindDoc="0" locked="0" layoutInCell="1" allowOverlap="1" wp14:anchorId="6302ED4A" wp14:editId="0B9C4CF1">
+            <wp:simplePos x="0" y="0"/>
+            <wp:positionH relativeFrom="margin">
+              <wp:align>center</wp:align>
+            </wp:positionH>
+            <wp:positionV relativeFrom="paragraph">
+              <wp:posOffset>13236</wp:posOffset>
+            </wp:positionV>
+            <wp:extent cx="4975761" cy="8529320"/>
+            <wp:effectExtent l="0" t="0" r="0" b="5080"/>
+            <wp:wrapNone/>
+            <wp:docPr id="1255375371" name="Imagen 2"/>
+            <wp:cNvGraphicFramePr>
+              <a:graphicFrameLocks xmlns:a="http://schemas.openxmlformats.org/drawingml/2006/main" noChangeAspect="1"/>
+            </wp:cNvGraphicFramePr>
+            <a:graphic xmlns:a="http://schemas.openxmlformats.org/drawingml/2006/main">
+              <a:graphicData uri="http://schemas.openxmlformats.org/drawingml/2006/picture">
+                <pic:pic xmlns:pic="http://schemas.openxmlformats.org/drawingml/2006/picture">
+                  <pic:nvPicPr>
+                    <pic:cNvPr id="1255375371" name="Imagen 1255375371"/>
+                    <pic:cNvPicPr/>
+                  </pic:nvPicPr>
+                  <pic:blipFill rotWithShape="1">
+                    <a:blip r:embed="rId18" cstate="print">
+                      <a:extLst>
+                        <a:ext uri="{28A0092B-C50C-407E-A947-70E740481C1C}">
+                          <a14:useLocalDpi xmlns:a14="http://schemas.microsoft.com/office/drawing/2010/main" val="0"/>
+                        </a:ext>
+                      </a:extLst>
+                    </a:blip>
+                    <a:srcRect r="1188"/>
+                    <a:stretch>
+                      <a:fillRect/>
+                    </a:stretch>
+                  </pic:blipFill>
+                  <pic:spPr bwMode="auto">
+                    <a:xfrm>
+                      <a:off x="0" y="0"/>
+                      <a:ext cx="4975761" cy="8529320"/>
+                    </a:xfrm>
+                    <a:prstGeom prst="rect">
+                      <a:avLst/>
+                    </a:prstGeom>
+                    <a:ln>
+                      <a:noFill/>
+                    </a:ln>
+                    <a:extLst>
+                      <a:ext uri="{53640926-AAD7-44D8-BBD7-CCE9431645EC}">
+                        <a14:shadowObscured xmlns:a14="http://schemas.microsoft.com/office/drawing/2010/main"/>
+                      </a:ext>
+                    </a:extLst>
+                  </pic:spPr>
+                </pic:pic>
+              </a:graphicData>
+            </a:graphic>
+            <wp14:sizeRelH relativeFrom="margin">
+              <wp14:pctWidth>0</wp14:pctWidth>
+            </wp14:sizeRelH>
+          </wp:anchor>
+        </w:drawing>
+      </w:r>
+    </w:p>
+    <w:p>
+      <w:pPr>
+        <w:pStyle w:val="Prrafodelista"/>
+        <w:ind w:left="360"/>
+        <w:rPr>
+          <w:noProof/>
+        </w:rPr>
+      </w:pPr>
+    </w:p>
+    <w:p>
+      <w:pPr>
+        <w:rPr>
+          <w:noProof/>
+        </w:rPr>
+      </w:pPr>
+      <w:r>
+        <w:rPr>
+          <w:noProof/>
+        </w:rPr>
+        <w:br w:type="page"/>
+      </w:r>
+    </w:p>
+    <w:p>
+      <w:pPr>
+        <w:pStyle w:val="Prrafodelista"/>
+        <w:ind w:left="360"/>
+        <w:rPr>
+          <w:noProof/>
+        </w:rPr>
+      </w:pPr>
+      <w:r>
+        <w:rPr>
+          <w:noProof/>
+        </w:rPr>
+        <w:lastRenderedPageBreak/>
+        <w:drawing>
+          <wp:anchor distT="0" distB="0" distL="114300" distR="114300" simplePos="0" relativeHeight="251662336" behindDoc="0" locked="0" layoutInCell="1" allowOverlap="1" wp14:anchorId="1006FAD3" wp14:editId="6B1A4D4A">
+            <wp:simplePos x="0" y="0"/>
+            <wp:positionH relativeFrom="margin">
+              <wp:align>left</wp:align>
+            </wp:positionH>
+            <wp:positionV relativeFrom="paragraph">
+              <wp:posOffset>0</wp:posOffset>
+            </wp:positionV>
+            <wp:extent cx="5694218" cy="6005830"/>
+            <wp:effectExtent l="0" t="0" r="1905" b="0"/>
+            <wp:wrapNone/>
+            <wp:docPr id="1731529203" name="Imagen 3"/>
+            <wp:cNvGraphicFramePr>
+              <a:graphicFrameLocks xmlns:a="http://schemas.openxmlformats.org/drawingml/2006/main" noChangeAspect="1"/>
+            </wp:cNvGraphicFramePr>
+            <a:graphic xmlns:a="http://schemas.openxmlformats.org/drawingml/2006/main">
+              <a:graphicData uri="http://schemas.openxmlformats.org/drawingml/2006/picture">
+                <pic:pic xmlns:pic="http://schemas.openxmlformats.org/drawingml/2006/picture">
+                  <pic:nvPicPr>
+                    <pic:cNvPr id="1731529203" name="Imagen 1731529203"/>
+                    <pic:cNvPicPr/>
+                  </pic:nvPicPr>
+                  <pic:blipFill rotWithShape="1">
+                    <a:blip r:embed="rId19">
+                      <a:extLst>
+                        <a:ext uri="{28A0092B-C50C-407E-A947-70E740481C1C}">
+                          <a14:useLocalDpi xmlns:a14="http://schemas.microsoft.com/office/drawing/2010/main" val="0"/>
+                        </a:ext>
+                      </a:extLst>
+                    </a:blip>
+                    <a:srcRect r="1155"/>
+                    <a:stretch>
+                      <a:fillRect/>
+                    </a:stretch>
+                  </pic:blipFill>
+                  <pic:spPr bwMode="auto">
+                    <a:xfrm>
+                      <a:off x="0" y="0"/>
+                      <a:ext cx="5694218" cy="6005830"/>
+                    </a:xfrm>
+                    <a:prstGeom prst="rect">
+                      <a:avLst/>
+                    </a:prstGeom>
+                    <a:ln>
+                      <a:noFill/>
+                    </a:ln>
+                    <a:extLst>
+                      <a:ext uri="{53640926-AAD7-44D8-BBD7-CCE9431645EC}">
+                        <a14:shadowObscured xmlns:a14="http://schemas.microsoft.com/office/drawing/2010/main"/>
+                      </a:ext>
+                    </a:extLst>
+                  </pic:spPr>
+                </pic:pic>
+              </a:graphicData>
+            </a:graphic>
+            <wp14:sizeRelH relativeFrom="margin">
+              <wp14:pctWidth>0</wp14:pctWidth>
+            </wp14:sizeRelH>
+          </wp:anchor>
+        </w:drawing>
+      </w:r>
+      <w:r>
+        <w:rPr>
+          <w:noProof/>
+        </w:rPr>
+        <w:t xml:space="preserve">    </w:t>
+      </w:r>
+    </w:p>
+    <w:p>
+      <w:pPr>
+        <w:rPr>
+          <w:noProof/>
+        </w:rPr>
+      </w:pPr>
+      <w:r>
+        <w:rPr>
+          <w:noProof/>
+        </w:rPr>
+        <w:br w:type="page"/>
+      </w:r>
+    </w:p>
+    <w:p>
+      <w:pPr>
+        <w:pStyle w:val="Prrafodelista"/>
+        <w:ind w:left="360"/>
+        <w:rPr>
+          <w:noProof/>
+        </w:rPr>
+      </w:pPr>
+      <w:r>
+        <w:rPr>
+          <w:noProof/>
+        </w:rPr>
+        <w:lastRenderedPageBreak/>
+        <w:drawing>
+          <wp:anchor distT="0" distB="0" distL="114300" distR="114300" simplePos="0" relativeHeight="251663360" behindDoc="0" locked="0" layoutInCell="1" allowOverlap="1" wp14:anchorId="78D0A90E" wp14:editId="2EDD5A24">
+            <wp:simplePos x="0" y="0"/>
+            <wp:positionH relativeFrom="margin">
+              <wp:align>right</wp:align>
+            </wp:positionH>
+            <wp:positionV relativeFrom="paragraph">
+              <wp:posOffset>17400</wp:posOffset>
+            </wp:positionV>
+            <wp:extent cx="5698490" cy="7424420"/>
+            <wp:effectExtent l="0" t="0" r="0" b="5080"/>
+            <wp:wrapNone/>
+            <wp:docPr id="740748937" name="Imagen 4"/>
+            <wp:cNvGraphicFramePr>
+              <a:graphicFrameLocks xmlns:a="http://schemas.openxmlformats.org/drawingml/2006/main" noChangeAspect="1"/>
+            </wp:cNvGraphicFramePr>
+            <a:graphic xmlns:a="http://schemas.openxmlformats.org/drawingml/2006/main">
+              <a:graphicData uri="http://schemas.openxmlformats.org/drawingml/2006/picture">
+                <pic:pic xmlns:pic="http://schemas.openxmlformats.org/drawingml/2006/picture">
+                  <pic:nvPicPr>
+                    <pic:cNvPr id="740748937" name="Imagen 740748937"/>
+                    <pic:cNvPicPr/>
+                  </pic:nvPicPr>
+                  <pic:blipFill rotWithShape="1">
+                    <a:blip r:embed="rId20">
+                      <a:extLst>
+                        <a:ext uri="{28A0092B-C50C-407E-A947-70E740481C1C}">
+                          <a14:useLocalDpi xmlns:a14="http://schemas.microsoft.com/office/drawing/2010/main" val="0"/>
+                        </a:ext>
+                      </a:extLst>
+                    </a:blip>
+                    <a:srcRect r="1082"/>
+                    <a:stretch>
+                      <a:fillRect/>
+                    </a:stretch>
+                  </pic:blipFill>
+                  <pic:spPr bwMode="auto">
+                    <a:xfrm>
+                      <a:off x="0" y="0"/>
+                      <a:ext cx="5698490" cy="7424420"/>
+                    </a:xfrm>
+                    <a:prstGeom prst="rect">
+                      <a:avLst/>
+                    </a:prstGeom>
+                    <a:ln>
+                      <a:noFill/>
+                    </a:ln>
+                    <a:extLst>
+                      <a:ext uri="{53640926-AAD7-44D8-BBD7-CCE9431645EC}">
+                        <a14:shadowObscured xmlns:a14="http://schemas.microsoft.com/office/drawing/2010/main"/>
+                      </a:ext>
+                    </a:extLst>
+                  </pic:spPr>
+                </pic:pic>
+              </a:graphicData>
+            </a:graphic>
+          </wp:anchor>
+        </w:drawing>
+      </w:r>
+      <w:r>
+        <w:rPr>
+          <w:noProof/>
+        </w:rPr>
+        <w:t xml:space="preserve"> </w:t>
+      </w:r>
+    </w:p>
+    <w:p>
+      <w:pPr>
+        <w:rPr>
+          <w:noProof/>
+        </w:rPr>
+      </w:pPr>
+      <w:r>
+        <w:rPr>
+          <w:noProof/>
+        </w:rPr>
+        <w:br w:type="page"/>
+      </w:r>
+    </w:p>
+    <w:p>
+      <w:pPr>
+        <w:pStyle w:val="Prrafodelista"/>
+        <w:ind w:left="360"/>
+      </w:pPr>
+      <w:r>
+        <w:rPr>
+          <w:noProof/>
+        </w:rPr>
+        <w:lastRenderedPageBreak/>
+        <w:drawing>
+          <wp:anchor distT="0" distB="0" distL="114300" distR="114300" simplePos="0" relativeHeight="251664384" behindDoc="0" locked="0" layoutInCell="1" allowOverlap="1" wp14:anchorId="7C265588" wp14:editId="7CD7F0EA">
+            <wp:simplePos x="0" y="0"/>
+            <wp:positionH relativeFrom="margin">
+              <wp:align>center</wp:align>
+            </wp:positionH>
+            <wp:positionV relativeFrom="paragraph">
+              <wp:posOffset>16576</wp:posOffset>
+            </wp:positionV>
+            <wp:extent cx="5263116" cy="8529320"/>
+            <wp:effectExtent l="0" t="0" r="0" b="5080"/>
+            <wp:wrapNone/>
+            <wp:docPr id="966713772" name="Imagen 5"/>
+            <wp:cNvGraphicFramePr>
+              <a:graphicFrameLocks xmlns:a="http://schemas.openxmlformats.org/drawingml/2006/main" noChangeAspect="1"/>
+            </wp:cNvGraphicFramePr>
+            <a:graphic xmlns:a="http://schemas.openxmlformats.org/drawingml/2006/main">
+              <a:graphicData uri="http://schemas.openxmlformats.org/drawingml/2006/picture">
+                <pic:pic xmlns:pic="http://schemas.openxmlformats.org/drawingml/2006/picture">
+                  <pic:nvPicPr>
+                    <pic:cNvPr id="966713772" name="Imagen 966713772"/>
+                    <pic:cNvPicPr/>
+                  </pic:nvPicPr>
+                  <pic:blipFill rotWithShape="1">
+                    <a:blip r:embed="rId21" cstate="print">
+                      <a:extLst>
+                        <a:ext uri="{28A0092B-C50C-407E-A947-70E740481C1C}">
+                          <a14:useLocalDpi xmlns:a14="http://schemas.microsoft.com/office/drawing/2010/main" val="0"/>
+                        </a:ext>
+                      </a:extLst>
+                    </a:blip>
+                    <a:srcRect r="1446"/>
+                    <a:stretch>
+                      <a:fillRect/>
+                    </a:stretch>
+                  </pic:blipFill>
+                  <pic:spPr bwMode="auto">
+                    <a:xfrm>
+                      <a:off x="0" y="0"/>
+                      <a:ext cx="5263116" cy="8529320"/>
+                    </a:xfrm>
+                    <a:prstGeom prst="rect">
+                      <a:avLst/>
+                    </a:prstGeom>
+                    <a:ln>
+                      <a:noFill/>
+                    </a:ln>
+                    <a:extLst>
+                      <a:ext uri="{53640926-AAD7-44D8-BBD7-CCE9431645EC}">
+                        <a14:shadowObscured xmlns:a14="http://schemas.microsoft.com/office/drawing/2010/main"/>
+                      </a:ext>
+                    </a:extLst>
+                  </pic:spPr>
+                </pic:pic>
+              </a:graphicData>
+            </a:graphic>
+            <wp14:sizeRelH relativeFrom="margin">
+              <wp14:pctWidth>0</wp14:pctWidth>
+            </wp14:sizeRelH>
+          </wp:anchor>
+        </w:drawing>
+      </w:r>
+      <w:r>
+        <w:rPr>
+          <w:noProof/>
+        </w:rPr>
+        <w:t xml:space="preserve"> </w:t>
+      </w:r>
+    </w:p>
     <w:sectPr>
-      <w:footerReference w:type="first" r:id="rId17"/>
+      <w:footerReference w:type="first" r:id="rId22"/>
       <w:pgSz w:w="11909" w:h="16834"/>
       <w:pgMar w:top="1701" w:right="1418" w:bottom="1701" w:left="1418" w:header="720" w:footer="720" w:gutter="0"/>
       <w:pgNumType w:start="1"/>
@@ -5462,6 +5894,7 @@
   <w:style w:type="character" w:default="1" w:styleId="Fuentedeprrafopredeter">
     <w:name w:val="Default Paragraph Font"/>
     <w:uiPriority w:val="1"/>
+    <w:semiHidden/>
     <w:unhideWhenUsed/>
   </w:style>
   <w:style w:type="table" w:default="1" w:styleId="Tablanormal">
